--- a/QTQLĐT&HTQT03/QTQLĐT&HTQT03BM41.docx
+++ b/QTQLĐT&HTQT03/QTQLĐT&HTQT03BM41.docx
@@ -1,8 +1,3832 @@
 
 <file path=word/document.xml><?xml version="1.0" encoding="utf-8"?>
-<w:document xmlns:wpc="http://schemas.microsoft.com/office/word/2010/wordprocessingCanvas" xmlns:cx="http://schemas.microsoft.com/office/drawing/2014/chartex" xmlns:cx1="http://schemas.microsoft.com/office/drawing/2015/9/8/chartex" xmlns:cx2="http://schemas.microsoft.com/office/drawing/2015/10/21/chartex" xmlns:cx3="http://schemas.microsoft.com/office/drawing/2016/5/9/chartex" xmlns:cx4="http://schemas.microsoft.com/office/drawing/2016/5/10/chartex" xmlns:cx5="http://schemas.microsoft.com/office/drawing/2016/5/11/chartex" xmlns:cx6="http://schemas.microsoft.com/office/drawing/2016/5/12/chartex" xmlns:cx7="http://schemas.microsoft.com/office/drawing/2016/5/13/chartex" xmlns:cx8="http://schemas.microsoft.com/office/drawing/2016/5/14/chartex" xmlns:mc="http://schemas.openxmlformats.org/markup-compatibility/2006" xmlns:aink="http://schemas.microsoft.com/office/drawing/2016/ink" xmlns:am3d="http://schemas.microsoft.com/office/drawing/2017/model3d" xmlns:o="urn:schemas-microsoft-com:office:office" xmlns:oel="http://schemas.microsoft.com/office/2019/extlst" xmlns:r="http://schemas.openxmlformats.org/officeDocument/2006/relationships" xmlns:m="http://schemas.openxmlformats.org/officeDocument/2006/math" xmlns:v="urn:schemas-microsoft-com:vml" xmlns:wp14="http://schemas.microsoft.com/office/word/2010/wordprocessingDrawing" xmlns:wp="http://schemas.openxmlformats.org/drawingml/2006/wordprocessingDrawing" xmlns:w10="urn:schemas-microsoft-com:office:word" xmlns:w="http://schemas.openxmlformats.org/wordprocessingml/2006/main" xmlns:w14="http://schemas.microsoft.com/office/word/2010/wordml" xmlns:w15="http://schemas.microsoft.com/office/word/2012/wordml" xmlns:w16cex="http://schemas.microsoft.com/office/word/2018/wordml/cex" xmlns:w16cid="http://schemas.microsoft.com/office/word/2016/wordml/cid" xmlns:w16="http://schemas.microsoft.com/office/word/2018/wordml" xmlns:w16sdtdh="http://schemas.microsoft.com/office/word/2020/wordml/sdtdatahash" xmlns:w16se="http://schemas.microsoft.com/office/word/2015/wordml/symex" xmlns:wpg="http://schemas.microsoft.com/office/word/2010/wordprocessingGroup" xmlns:wpi="http://schemas.microsoft.com/office/word/2010/wordprocessingInk" xmlns:wne="http://schemas.microsoft.com/office/word/2006/wordml" xmlns:wps="http://schemas.microsoft.com/office/word/2010/wordprocessingShape" mc:Ignorable="w14 w15 w16se w16cid w16 w16cex w16sdtdh wp14">
+<w:document xmlns:wpc="http://schemas.microsoft.com/office/word/2010/wordprocessingCanvas" xmlns:cx="http://schemas.microsoft.com/office/drawing/2014/chartex" xmlns:cx1="http://schemas.microsoft.com/office/drawing/2015/9/8/chartex" xmlns:cx2="http://schemas.microsoft.com/office/drawing/2015/10/21/chartex" xmlns:cx3="http://schemas.microsoft.com/office/drawing/2016/5/9/chartex" xmlns:cx4="http://schemas.microsoft.com/office/drawing/2016/5/10/chartex" xmlns:cx5="http://schemas.microsoft.com/office/drawing/2016/5/11/chartex" xmlns:cx6="http://schemas.microsoft.com/office/drawing/2016/5/12/chartex" xmlns:cx7="http://schemas.microsoft.com/office/drawing/2016/5/13/chartex" xmlns:cx8="http://schemas.microsoft.com/office/drawing/2016/5/14/chartex" xmlns:mc="http://schemas.openxmlformats.org/markup-compatibility/2006" xmlns:aink="http://schemas.microsoft.com/office/drawing/2016/ink" xmlns:am3d="http://schemas.microsoft.com/office/drawing/2017/model3d" xmlns:o="urn:schemas-microsoft-com:office:office" xmlns:oel="http://schemas.microsoft.com/office/2019/extlst" xmlns:r="http://schemas.openxmlformats.org/officeDocument/2006/relationships" xmlns:m="http://schemas.openxmlformats.org/officeDocument/2006/math" xmlns:v="urn:schemas-microsoft-com:vml" xmlns:wp14="http://schemas.microsoft.com/office/word/2010/wordprocessingDrawing" xmlns:wp="http://schemas.openxmlformats.org/drawingml/2006/wordprocessingDrawing" xmlns:w10="urn:schemas-microsoft-com:office:word" xmlns:w="http://schemas.openxmlformats.org/wordprocessingml/2006/main" xmlns:w14="http://schemas.microsoft.com/office/word/2010/wordml" xmlns:w15="http://schemas.microsoft.com/office/word/2012/wordml" xmlns:w16cex="http://schemas.microsoft.com/office/word/2018/wordml/cex" xmlns:w16cid="http://schemas.microsoft.com/office/word/2016/wordml/cid" xmlns:w16="http://schemas.microsoft.com/office/word/2018/wordml" xmlns:w16du="http://schemas.microsoft.com/office/word/2023/wordml/word16du" xmlns:w16sdtdh="http://schemas.microsoft.com/office/word/2020/wordml/sdtdatahash" xmlns:w16sdtfl="http://schemas.microsoft.com/office/word/2024/wordml/sdtformatlock" xmlns:w16se="http://schemas.microsoft.com/office/word/2015/wordml/symex" xmlns:wpg="http://schemas.microsoft.com/office/word/2010/wordprocessingGroup" xmlns:wpi="http://schemas.microsoft.com/office/word/2010/wordprocessingInk" xmlns:wne="http://schemas.microsoft.com/office/word/2006/wordml" xmlns:wps="http://schemas.microsoft.com/office/word/2010/wordprocessingShape" mc:Ignorable="w14 w15 w16se w16cid w16 w16cex w16sdtdh w16sdtfl w16du wp14">
   <w:body>
-    <w:p/>
+    <w:p>
+      <w:pPr>
+        <w:shd w:val="clear" w:color="auto" w:fill="FFFFFF" w:themeFill="background1"/>
+        <w:spacing w:after="0"/>
+        <w:rPr>
+          <w:b/>
+          <w:color w:val="000000" w:themeColor="text1"/>
+          <w:lang w:val="vi-VN"/>
+        </w:rPr>
+      </w:pPr>
+      <w:r>
+        <w:rPr>
+          <w:b/>
+          <w:color w:val="000000" w:themeColor="text1"/>
+          <w:lang w:val="vi-VN"/>
+        </w:rPr>
+        <w:t xml:space="preserve">           </w:t>
+      </w:r>
+    </w:p>
+    <w:tbl>
+      <w:tblPr>
+        <w:tblW w:w="3793" w:type="dxa"/>
+        <w:tblInd w:w="284" w:type="dxa"/>
+        <w:tblLayout w:type="fixed"/>
+        <w:tblLook w:val="0000" w:firstRow="0" w:lastRow="0" w:firstColumn="0" w:lastColumn="0" w:noHBand="0" w:noVBand="0"/>
+      </w:tblPr>
+      <w:tblGrid>
+        <w:gridCol w:w="3793"/>
+      </w:tblGrid>
+      <w:tr>
+        <w:tc>
+          <w:tcPr>
+            <w:tcW w:w="3793" w:type="dxa"/>
+          </w:tcPr>
+          <w:p>
+            <w:pPr>
+              <w:shd w:val="clear" w:color="auto" w:fill="FFFFFF" w:themeFill="background1"/>
+              <w:spacing w:after="0"/>
+              <w:ind w:hanging="109"/>
+              <w:jc w:val="center"/>
+              <w:rPr>
+                <w:color w:val="000000" w:themeColor="text1"/>
+                <w:sz w:val="26"/>
+                <w:szCs w:val="26"/>
+              </w:rPr>
+            </w:pPr>
+            <w:r>
+              <w:rPr>
+                <w:color w:val="000000" w:themeColor="text1"/>
+                <w:sz w:val="26"/>
+                <w:szCs w:val="26"/>
+              </w:rPr>
+              <w:t>BỘ</w:t>
+            </w:r>
+            <w:r>
+              <w:rPr>
+                <w:color w:val="000000" w:themeColor="text1"/>
+                <w:sz w:val="26"/>
+                <w:szCs w:val="26"/>
+                <w:lang w:val="vi-VN"/>
+              </w:rPr>
+              <w:t xml:space="preserve"> Y TẾ</w:t>
+            </w:r>
+          </w:p>
+          <w:p>
+            <w:pPr>
+              <w:shd w:val="clear" w:color="auto" w:fill="FFFFFF" w:themeFill="background1"/>
+              <w:spacing w:after="0"/>
+              <w:ind w:hanging="109"/>
+              <w:jc w:val="center"/>
+              <w:rPr>
+                <w:b/>
+                <w:color w:val="000000" w:themeColor="text1"/>
+                <w:sz w:val="26"/>
+                <w:szCs w:val="26"/>
+                <w:lang w:val="vi-VN"/>
+              </w:rPr>
+            </w:pPr>
+            <w:r>
+              <w:rPr>
+                <w:b/>
+                <w:color w:val="000000" w:themeColor="text1"/>
+                <w:sz w:val="26"/>
+                <w:szCs w:val="26"/>
+              </w:rPr>
+              <w:t>BỆNH VIỆN PHỤ SẢN</w:t>
+            </w:r>
+          </w:p>
+          <w:p>
+            <w:pPr>
+              <w:shd w:val="clear" w:color="auto" w:fill="FFFFFF" w:themeFill="background1"/>
+              <w:spacing w:after="0"/>
+              <w:ind w:hanging="109"/>
+              <w:jc w:val="center"/>
+              <w:rPr>
+                <w:color w:val="000000" w:themeColor="text1"/>
+                <w:sz w:val="26"/>
+                <w:szCs w:val="26"/>
+              </w:rPr>
+            </w:pPr>
+            <w:r>
+              <w:rPr>
+                <w:b/>
+                <w:color w:val="000000" w:themeColor="text1"/>
+                <w:sz w:val="26"/>
+                <w:szCs w:val="26"/>
+              </w:rPr>
+              <w:t>TRUNG ƯƠNG</w:t>
+            </w:r>
+          </w:p>
+          <w:p>
+            <w:pPr>
+              <w:shd w:val="clear" w:color="auto" w:fill="FFFFFF" w:themeFill="background1"/>
+              <w:spacing w:after="0"/>
+              <w:ind w:left="1" w:hanging="3"/>
+              <w:jc w:val="center"/>
+              <w:rPr>
+                <w:color w:val="000000" w:themeColor="text1"/>
+                <w:sz w:val="26"/>
+                <w:szCs w:val="26"/>
+              </w:rPr>
+            </w:pPr>
+          </w:p>
+        </w:tc>
+      </w:tr>
+    </w:tbl>
+    <w:p>
+      <w:pPr>
+        <w:shd w:val="clear" w:color="auto" w:fill="FFFFFF" w:themeFill="background1"/>
+        <w:spacing w:after="0"/>
+        <w:ind w:left="1" w:right="-565" w:hanging="427"/>
+        <w:jc w:val="center"/>
+        <w:rPr>
+          <w:b/>
+          <w:color w:val="000000" w:themeColor="text1"/>
+          <w:lang w:val="vi-VN"/>
+        </w:rPr>
+      </w:pPr>
+      <w:r>
+        <w:rPr>
+          <w:b/>
+          <w:color w:val="000000" w:themeColor="text1"/>
+          <w:sz w:val="26"/>
+          <w:szCs w:val="26"/>
+        </w:rPr>
+        <w:t xml:space="preserve">      </w:t>
+      </w:r>
+      <w:r>
+        <w:rPr>
+          <w:b/>
+          <w:color w:val="000000" w:themeColor="text1"/>
+        </w:rPr>
+        <w:t>THỐNG KÊ HỘI NGHỊ, HỘI THẢO</w:t>
+      </w:r>
+    </w:p>
+    <w:p>
+      <w:pPr>
+        <w:shd w:val="clear" w:color="auto" w:fill="FFFFFF" w:themeFill="background1"/>
+        <w:spacing w:after="0"/>
+        <w:ind w:left="1" w:right="-565" w:hanging="427"/>
+        <w:jc w:val="center"/>
+        <w:rPr>
+          <w:b/>
+          <w:color w:val="000000" w:themeColor="text1"/>
+        </w:rPr>
+      </w:pPr>
+      <w:r>
+        <w:rPr>
+          <w:b/>
+          <w:color w:val="000000" w:themeColor="text1"/>
+        </w:rPr>
+        <w:t xml:space="preserve"> ĐÃ TỔ CHỨC VÀ CHO PHÉP TỔ CHỨC NĂM</w:t>
+      </w:r>
+      <w:r>
+        <w:rPr>
+          <w:b/>
+          <w:color w:val="000000" w:themeColor="text1"/>
+        </w:rPr>
+        <w:t xml:space="preserve"> [[NamToChuc]]</w:t>
+      </w:r>
+    </w:p>
+    <w:p>
+      <w:pPr>
+        <w:shd w:val="clear" w:color="auto" w:fill="FFFFFF" w:themeFill="background1"/>
+        <w:spacing w:after="0"/>
+        <w:ind w:left="1" w:right="-565" w:hanging="427"/>
+        <w:jc w:val="center"/>
+        <w:rPr>
+          <w:color w:val="000000" w:themeColor="text1"/>
+          <w:sz w:val="26"/>
+          <w:szCs w:val="26"/>
+          <w:lang w:val="vi-VN"/>
+        </w:rPr>
+      </w:pPr>
+      <w:r>
+        <w:rPr>
+          <w:b/>
+          <w:color w:val="000000" w:themeColor="text1"/>
+          <w:sz w:val="26"/>
+          <w:szCs w:val="26"/>
+        </w:rPr>
+        <w:t xml:space="preserve"> </w:t>
+      </w:r>
+      <w:r>
+        <w:rPr>
+          <w:i/>
+          <w:color w:val="000000" w:themeColor="text1"/>
+          <w:sz w:val="26"/>
+          <w:szCs w:val="26"/>
+        </w:rPr>
+        <w:t>(Kèm theo công văn số:</w:t>
+      </w:r>
+      <w:r>
+        <w:rPr>
+          <w:i/>
+          <w:color w:val="000000" w:themeColor="text1"/>
+          <w:sz w:val="26"/>
+          <w:szCs w:val="26"/>
+        </w:rPr>
+        <w:t xml:space="preserve"> [[</w:t>
+      </w:r>
+      <w:r>
+        <w:rPr>
+          <w:i/>
+          <w:color w:val="000000" w:themeColor="text1"/>
+          <w:sz w:val="26"/>
+          <w:szCs w:val="26"/>
+        </w:rPr>
+        <w:t>So</w:t>
+      </w:r>
+      <w:r>
+        <w:rPr>
+          <w:i/>
+          <w:color w:val="000000" w:themeColor="text1"/>
+          <w:sz w:val="26"/>
+          <w:szCs w:val="26"/>
+        </w:rPr>
+        <w:t>CongVan]]</w:t>
+      </w:r>
+      <w:r>
+        <w:rPr>
+          <w:i/>
+          <w:color w:val="000000" w:themeColor="text1"/>
+          <w:sz w:val="26"/>
+          <w:szCs w:val="26"/>
+        </w:rPr>
+        <w:t xml:space="preserve"> /BNG-NVVH ngày</w:t>
+      </w:r>
+      <w:r>
+        <w:rPr>
+          <w:i/>
+          <w:color w:val="000000" w:themeColor="text1"/>
+          <w:sz w:val="26"/>
+          <w:szCs w:val="26"/>
+        </w:rPr>
+        <w:t xml:space="preserve"> [[NgayCongVan]] </w:t>
+      </w:r>
+      <w:r>
+        <w:rPr>
+          <w:i/>
+          <w:color w:val="000000" w:themeColor="text1"/>
+          <w:sz w:val="26"/>
+          <w:szCs w:val="26"/>
+        </w:rPr>
+        <w:t>tháng</w:t>
+      </w:r>
+      <w:r>
+        <w:rPr>
+          <w:i/>
+          <w:color w:val="000000" w:themeColor="text1"/>
+          <w:sz w:val="26"/>
+          <w:szCs w:val="26"/>
+        </w:rPr>
+        <w:t xml:space="preserve"> [[ThangCongVan]] </w:t>
+      </w:r>
+      <w:r>
+        <w:rPr>
+          <w:i/>
+          <w:color w:val="000000" w:themeColor="text1"/>
+          <w:sz w:val="26"/>
+          <w:szCs w:val="26"/>
+        </w:rPr>
+        <w:t>năm</w:t>
+      </w:r>
+      <w:r>
+        <w:rPr>
+          <w:i/>
+          <w:color w:val="000000" w:themeColor="text1"/>
+          <w:sz w:val="26"/>
+          <w:szCs w:val="26"/>
+        </w:rPr>
+        <w:t xml:space="preserve"> [[NamCongVan]]</w:t>
+      </w:r>
+      <w:r>
+        <w:rPr>
+          <w:i/>
+          <w:color w:val="000000" w:themeColor="text1"/>
+          <w:sz w:val="26"/>
+          <w:szCs w:val="26"/>
+        </w:rPr>
+        <w:t>)</w:t>
+      </w:r>
+    </w:p>
+    <w:tbl>
+      <w:tblPr>
+        <w:tblW w:w="10910" w:type="dxa"/>
+        <w:jc w:val="center"/>
+        <w:tblBorders>
+          <w:top w:val="single" w:sz="4" w:space="0" w:color="000000"/>
+          <w:left w:val="single" w:sz="4" w:space="0" w:color="000000"/>
+          <w:bottom w:val="single" w:sz="4" w:space="0" w:color="000000"/>
+          <w:right w:val="single" w:sz="4" w:space="0" w:color="000000"/>
+          <w:insideH w:val="single" w:sz="4" w:space="0" w:color="000000"/>
+          <w:insideV w:val="single" w:sz="4" w:space="0" w:color="000000"/>
+        </w:tblBorders>
+        <w:tblLayout w:type="fixed"/>
+        <w:tblLook w:val="0000" w:firstRow="0" w:lastRow="0" w:firstColumn="0" w:lastColumn="0" w:noHBand="0" w:noVBand="0"/>
+      </w:tblPr>
+      <w:tblGrid>
+        <w:gridCol w:w="562"/>
+        <w:gridCol w:w="709"/>
+        <w:gridCol w:w="709"/>
+        <w:gridCol w:w="709"/>
+        <w:gridCol w:w="708"/>
+        <w:gridCol w:w="851"/>
+        <w:gridCol w:w="992"/>
+        <w:gridCol w:w="851"/>
+        <w:gridCol w:w="850"/>
+        <w:gridCol w:w="851"/>
+        <w:gridCol w:w="850"/>
+        <w:gridCol w:w="709"/>
+        <w:gridCol w:w="709"/>
+        <w:gridCol w:w="850"/>
+      </w:tblGrid>
+      <w:tr>
+        <w:trPr>
+          <w:cantSplit/>
+          <w:trHeight w:val="611"/>
+          <w:jc w:val="center"/>
+        </w:trPr>
+        <w:tc>
+          <w:tcPr>
+            <w:tcW w:w="562" w:type="dxa"/>
+            <w:vMerge w:val="restart"/>
+          </w:tcPr>
+          <w:p>
+            <w:pPr>
+              <w:shd w:val="clear" w:color="auto" w:fill="FFFFFF" w:themeFill="background1"/>
+              <w:spacing w:after="0"/>
+              <w:ind w:hanging="2"/>
+              <w:jc w:val="center"/>
+              <w:rPr>
+                <w:b/>
+                <w:color w:val="000000" w:themeColor="text1"/>
+                <w:sz w:val="18"/>
+                <w:szCs w:val="18"/>
+              </w:rPr>
+            </w:pPr>
+            <w:r>
+              <w:rPr>
+                <w:b/>
+                <w:color w:val="000000" w:themeColor="text1"/>
+                <w:sz w:val="18"/>
+                <w:szCs w:val="18"/>
+              </w:rPr>
+              <w:t>STT</w:t>
+            </w:r>
+          </w:p>
+        </w:tc>
+        <w:tc>
+          <w:tcPr>
+            <w:tcW w:w="709" w:type="dxa"/>
+            <w:vMerge w:val="restart"/>
+          </w:tcPr>
+          <w:p>
+            <w:pPr>
+              <w:shd w:val="clear" w:color="auto" w:fill="FFFFFF" w:themeFill="background1"/>
+              <w:spacing w:after="0"/>
+              <w:ind w:hanging="2"/>
+              <w:jc w:val="center"/>
+              <w:rPr>
+                <w:b/>
+                <w:color w:val="000000" w:themeColor="text1"/>
+                <w:sz w:val="18"/>
+                <w:szCs w:val="18"/>
+              </w:rPr>
+            </w:pPr>
+            <w:r>
+              <w:rPr>
+                <w:b/>
+                <w:color w:val="000000" w:themeColor="text1"/>
+                <w:sz w:val="18"/>
+                <w:szCs w:val="18"/>
+              </w:rPr>
+              <w:t xml:space="preserve">Tên/ Chủ đề hội nghị, hội thảo </w:t>
+            </w:r>
+          </w:p>
+        </w:tc>
+        <w:tc>
+          <w:tcPr>
+            <w:tcW w:w="709" w:type="dxa"/>
+            <w:vMerge w:val="restart"/>
+          </w:tcPr>
+          <w:p>
+            <w:pPr>
+              <w:shd w:val="clear" w:color="auto" w:fill="FFFFFF" w:themeFill="background1"/>
+              <w:spacing w:after="0"/>
+              <w:ind w:hanging="2"/>
+              <w:jc w:val="center"/>
+              <w:rPr>
+                <w:b/>
+                <w:color w:val="000000" w:themeColor="text1"/>
+                <w:sz w:val="18"/>
+                <w:szCs w:val="18"/>
+              </w:rPr>
+            </w:pPr>
+            <w:r>
+              <w:rPr>
+                <w:b/>
+                <w:color w:val="000000" w:themeColor="text1"/>
+                <w:sz w:val="18"/>
+                <w:szCs w:val="18"/>
+              </w:rPr>
+              <w:t xml:space="preserve">Đơn vị tổ chức </w:t>
+            </w:r>
+          </w:p>
+        </w:tc>
+        <w:tc>
+          <w:tcPr>
+            <w:tcW w:w="709" w:type="dxa"/>
+            <w:vMerge w:val="restart"/>
+          </w:tcPr>
+          <w:p>
+            <w:pPr>
+              <w:shd w:val="clear" w:color="auto" w:fill="FFFFFF" w:themeFill="background1"/>
+              <w:spacing w:after="0"/>
+              <w:ind w:hanging="2"/>
+              <w:jc w:val="center"/>
+              <w:rPr>
+                <w:b/>
+                <w:color w:val="000000" w:themeColor="text1"/>
+                <w:sz w:val="18"/>
+                <w:szCs w:val="18"/>
+              </w:rPr>
+            </w:pPr>
+            <w:r>
+              <w:rPr>
+                <w:b/>
+                <w:color w:val="000000" w:themeColor="text1"/>
+                <w:sz w:val="18"/>
+                <w:szCs w:val="18"/>
+              </w:rPr>
+              <w:t>Đơn vị phối hợp</w:t>
+            </w:r>
+          </w:p>
+        </w:tc>
+        <w:tc>
+          <w:tcPr>
+            <w:tcW w:w="708" w:type="dxa"/>
+            <w:vMerge w:val="restart"/>
+          </w:tcPr>
+          <w:p>
+            <w:pPr>
+              <w:shd w:val="clear" w:color="auto" w:fill="FFFFFF" w:themeFill="background1"/>
+              <w:spacing w:after="0"/>
+              <w:rPr>
+                <w:b/>
+                <w:color w:val="000000" w:themeColor="text1"/>
+                <w:sz w:val="18"/>
+                <w:szCs w:val="18"/>
+              </w:rPr>
+            </w:pPr>
+            <w:r>
+              <w:rPr>
+                <w:b/>
+                <w:color w:val="000000" w:themeColor="text1"/>
+                <w:sz w:val="18"/>
+                <w:szCs w:val="18"/>
+              </w:rPr>
+              <w:t xml:space="preserve">cho phép  </w:t>
+            </w:r>
+          </w:p>
+        </w:tc>
+        <w:tc>
+          <w:tcPr>
+            <w:tcW w:w="3544" w:type="dxa"/>
+            <w:gridSpan w:val="4"/>
+            <w:tcBorders>
+              <w:bottom w:val="nil"/>
+            </w:tcBorders>
+          </w:tcPr>
+          <w:p>
+            <w:pPr>
+              <w:shd w:val="clear" w:color="auto" w:fill="FFFFFF" w:themeFill="background1"/>
+              <w:spacing w:after="0"/>
+              <w:ind w:hanging="2"/>
+              <w:jc w:val="center"/>
+              <w:rPr>
+                <w:b/>
+                <w:color w:val="000000" w:themeColor="text1"/>
+                <w:sz w:val="18"/>
+                <w:szCs w:val="18"/>
+              </w:rPr>
+            </w:pPr>
+            <w:r>
+              <w:rPr>
+                <w:b/>
+                <w:color w:val="000000" w:themeColor="text1"/>
+                <w:sz w:val="18"/>
+                <w:szCs w:val="18"/>
+              </w:rPr>
+              <w:t>Số lượng đại biểu</w:t>
+            </w:r>
+          </w:p>
+        </w:tc>
+        <w:tc>
+          <w:tcPr>
+            <w:tcW w:w="851" w:type="dxa"/>
+            <w:vMerge w:val="restart"/>
+          </w:tcPr>
+          <w:p>
+            <w:pPr>
+              <w:shd w:val="clear" w:color="auto" w:fill="FFFFFF" w:themeFill="background1"/>
+              <w:spacing w:after="0"/>
+              <w:ind w:hanging="2"/>
+              <w:jc w:val="center"/>
+              <w:rPr>
+                <w:b/>
+                <w:color w:val="000000" w:themeColor="text1"/>
+                <w:sz w:val="18"/>
+                <w:szCs w:val="18"/>
+              </w:rPr>
+            </w:pPr>
+            <w:r>
+              <w:rPr>
+                <w:b/>
+                <w:color w:val="000000" w:themeColor="text1"/>
+                <w:sz w:val="18"/>
+                <w:szCs w:val="18"/>
+              </w:rPr>
+              <w:t>Chủ đề, nội dung hội nghị, hội thảo</w:t>
+            </w:r>
+          </w:p>
+        </w:tc>
+        <w:tc>
+          <w:tcPr>
+            <w:tcW w:w="850" w:type="dxa"/>
+            <w:vMerge w:val="restart"/>
+          </w:tcPr>
+          <w:p>
+            <w:pPr>
+              <w:shd w:val="clear" w:color="auto" w:fill="FFFFFF" w:themeFill="background1"/>
+              <w:spacing w:after="0"/>
+              <w:ind w:hanging="2"/>
+              <w:jc w:val="center"/>
+              <w:rPr>
+                <w:b/>
+                <w:color w:val="000000" w:themeColor="text1"/>
+                <w:sz w:val="18"/>
+                <w:szCs w:val="18"/>
+              </w:rPr>
+            </w:pPr>
+            <w:r>
+              <w:rPr>
+                <w:b/>
+                <w:color w:val="000000" w:themeColor="text1"/>
+                <w:sz w:val="18"/>
+                <w:szCs w:val="18"/>
+              </w:rPr>
+              <w:t>Thời gian thực hiện</w:t>
+            </w:r>
+          </w:p>
+          <w:p>
+            <w:pPr>
+              <w:shd w:val="clear" w:color="auto" w:fill="FFFFFF" w:themeFill="background1"/>
+              <w:spacing w:after="0"/>
+              <w:ind w:hanging="2"/>
+              <w:rPr>
+                <w:b/>
+                <w:color w:val="000000" w:themeColor="text1"/>
+                <w:sz w:val="18"/>
+                <w:szCs w:val="18"/>
+              </w:rPr>
+            </w:pPr>
+          </w:p>
+        </w:tc>
+        <w:tc>
+          <w:tcPr>
+            <w:tcW w:w="709" w:type="dxa"/>
+            <w:vMerge w:val="restart"/>
+          </w:tcPr>
+          <w:p>
+            <w:pPr>
+              <w:shd w:val="clear" w:color="auto" w:fill="FFFFFF" w:themeFill="background1"/>
+              <w:spacing w:after="0"/>
+              <w:ind w:hanging="2"/>
+              <w:jc w:val="center"/>
+              <w:rPr>
+                <w:b/>
+                <w:color w:val="000000" w:themeColor="text1"/>
+                <w:sz w:val="18"/>
+                <w:szCs w:val="18"/>
+              </w:rPr>
+            </w:pPr>
+            <w:r>
+              <w:rPr>
+                <w:b/>
+                <w:color w:val="000000" w:themeColor="text1"/>
+                <w:sz w:val="18"/>
+                <w:szCs w:val="18"/>
+              </w:rPr>
+              <w:t>Địa điểm tổ chức</w:t>
+            </w:r>
+          </w:p>
+          <w:p>
+            <w:pPr>
+              <w:shd w:val="clear" w:color="auto" w:fill="FFFFFF" w:themeFill="background1"/>
+              <w:spacing w:after="0"/>
+              <w:ind w:hanging="2"/>
+              <w:rPr>
+                <w:b/>
+                <w:color w:val="000000" w:themeColor="text1"/>
+                <w:sz w:val="18"/>
+                <w:szCs w:val="18"/>
+              </w:rPr>
+            </w:pPr>
+          </w:p>
+        </w:tc>
+        <w:tc>
+          <w:tcPr>
+            <w:tcW w:w="709" w:type="dxa"/>
+            <w:vMerge w:val="restart"/>
+          </w:tcPr>
+          <w:p>
+            <w:pPr>
+              <w:shd w:val="clear" w:color="auto" w:fill="FFFFFF" w:themeFill="background1"/>
+              <w:spacing w:after="0"/>
+              <w:ind w:hanging="2"/>
+              <w:rPr>
+                <w:b/>
+                <w:color w:val="000000" w:themeColor="text1"/>
+                <w:sz w:val="18"/>
+                <w:szCs w:val="18"/>
+              </w:rPr>
+            </w:pPr>
+            <w:r>
+              <w:rPr>
+                <w:b/>
+                <w:color w:val="000000" w:themeColor="text1"/>
+                <w:sz w:val="18"/>
+                <w:szCs w:val="18"/>
+              </w:rPr>
+              <w:t>Nguồn, tổng kinh phí</w:t>
+            </w:r>
+          </w:p>
+        </w:tc>
+        <w:tc>
+          <w:tcPr>
+            <w:tcW w:w="850" w:type="dxa"/>
+            <w:vMerge w:val="restart"/>
+          </w:tcPr>
+          <w:p>
+            <w:pPr>
+              <w:shd w:val="clear" w:color="auto" w:fill="FFFFFF" w:themeFill="background1"/>
+              <w:spacing w:after="0"/>
+              <w:ind w:hanging="2"/>
+              <w:jc w:val="center"/>
+              <w:rPr>
+                <w:b/>
+                <w:color w:val="000000" w:themeColor="text1"/>
+                <w:sz w:val="18"/>
+                <w:szCs w:val="18"/>
+              </w:rPr>
+            </w:pPr>
+            <w:r>
+              <w:rPr>
+                <w:b/>
+                <w:color w:val="000000" w:themeColor="text1"/>
+                <w:sz w:val="18"/>
+                <w:szCs w:val="18"/>
+              </w:rPr>
+              <w:t>Tình trạng báo cáo</w:t>
+            </w:r>
+          </w:p>
+        </w:tc>
+      </w:tr>
+      <w:tr>
+        <w:trPr>
+          <w:cantSplit/>
+          <w:trHeight w:val="998"/>
+          <w:jc w:val="center"/>
+        </w:trPr>
+        <w:tc>
+          <w:tcPr>
+            <w:tcW w:w="562" w:type="dxa"/>
+            <w:vMerge/>
+          </w:tcPr>
+          <w:p>
+            <w:pPr>
+              <w:widowControl w:val="0"/>
+              <w:pBdr>
+                <w:top w:val="nil"/>
+                <w:left w:val="nil"/>
+                <w:bottom w:val="nil"/>
+                <w:right w:val="nil"/>
+                <w:between w:val="nil"/>
+              </w:pBdr>
+              <w:shd w:val="clear" w:color="auto" w:fill="FFFFFF" w:themeFill="background1"/>
+              <w:spacing w:after="0"/>
+              <w:ind w:hanging="2"/>
+              <w:rPr>
+                <w:b/>
+                <w:color w:val="000000" w:themeColor="text1"/>
+                <w:sz w:val="18"/>
+                <w:szCs w:val="18"/>
+              </w:rPr>
+            </w:pPr>
+          </w:p>
+        </w:tc>
+        <w:tc>
+          <w:tcPr>
+            <w:tcW w:w="709" w:type="dxa"/>
+            <w:vMerge/>
+          </w:tcPr>
+          <w:p>
+            <w:pPr>
+              <w:widowControl w:val="0"/>
+              <w:pBdr>
+                <w:top w:val="nil"/>
+                <w:left w:val="nil"/>
+                <w:bottom w:val="nil"/>
+                <w:right w:val="nil"/>
+                <w:between w:val="nil"/>
+              </w:pBdr>
+              <w:shd w:val="clear" w:color="auto" w:fill="FFFFFF" w:themeFill="background1"/>
+              <w:spacing w:after="0"/>
+              <w:ind w:hanging="2"/>
+              <w:rPr>
+                <w:b/>
+                <w:color w:val="000000" w:themeColor="text1"/>
+                <w:sz w:val="18"/>
+                <w:szCs w:val="18"/>
+              </w:rPr>
+            </w:pPr>
+          </w:p>
+        </w:tc>
+        <w:tc>
+          <w:tcPr>
+            <w:tcW w:w="709" w:type="dxa"/>
+            <w:vMerge/>
+          </w:tcPr>
+          <w:p>
+            <w:pPr>
+              <w:widowControl w:val="0"/>
+              <w:pBdr>
+                <w:top w:val="nil"/>
+                <w:left w:val="nil"/>
+                <w:bottom w:val="nil"/>
+                <w:right w:val="nil"/>
+                <w:between w:val="nil"/>
+              </w:pBdr>
+              <w:shd w:val="clear" w:color="auto" w:fill="FFFFFF" w:themeFill="background1"/>
+              <w:spacing w:after="0"/>
+              <w:ind w:hanging="2"/>
+              <w:rPr>
+                <w:b/>
+                <w:color w:val="000000" w:themeColor="text1"/>
+                <w:sz w:val="18"/>
+                <w:szCs w:val="18"/>
+              </w:rPr>
+            </w:pPr>
+          </w:p>
+        </w:tc>
+        <w:tc>
+          <w:tcPr>
+            <w:tcW w:w="709" w:type="dxa"/>
+            <w:vMerge/>
+          </w:tcPr>
+          <w:p>
+            <w:pPr>
+              <w:widowControl w:val="0"/>
+              <w:pBdr>
+                <w:top w:val="nil"/>
+                <w:left w:val="nil"/>
+                <w:bottom w:val="nil"/>
+                <w:right w:val="nil"/>
+                <w:between w:val="nil"/>
+              </w:pBdr>
+              <w:shd w:val="clear" w:color="auto" w:fill="FFFFFF" w:themeFill="background1"/>
+              <w:spacing w:after="0"/>
+              <w:ind w:hanging="2"/>
+              <w:rPr>
+                <w:b/>
+                <w:color w:val="000000" w:themeColor="text1"/>
+                <w:sz w:val="18"/>
+                <w:szCs w:val="18"/>
+              </w:rPr>
+            </w:pPr>
+          </w:p>
+        </w:tc>
+        <w:tc>
+          <w:tcPr>
+            <w:tcW w:w="708" w:type="dxa"/>
+            <w:vMerge/>
+          </w:tcPr>
+          <w:p>
+            <w:pPr>
+              <w:widowControl w:val="0"/>
+              <w:pBdr>
+                <w:top w:val="nil"/>
+                <w:left w:val="nil"/>
+                <w:bottom w:val="nil"/>
+                <w:right w:val="nil"/>
+                <w:between w:val="nil"/>
+              </w:pBdr>
+              <w:shd w:val="clear" w:color="auto" w:fill="FFFFFF" w:themeFill="background1"/>
+              <w:spacing w:after="0"/>
+              <w:ind w:hanging="2"/>
+              <w:rPr>
+                <w:b/>
+                <w:color w:val="000000" w:themeColor="text1"/>
+                <w:sz w:val="18"/>
+                <w:szCs w:val="18"/>
+              </w:rPr>
+            </w:pPr>
+          </w:p>
+        </w:tc>
+        <w:tc>
+          <w:tcPr>
+            <w:tcW w:w="851" w:type="dxa"/>
+          </w:tcPr>
+          <w:p>
+            <w:pPr>
+              <w:shd w:val="clear" w:color="auto" w:fill="FFFFFF" w:themeFill="background1"/>
+              <w:spacing w:after="0"/>
+              <w:ind w:hanging="2"/>
+              <w:jc w:val="center"/>
+              <w:rPr>
+                <w:b/>
+                <w:color w:val="000000" w:themeColor="text1"/>
+                <w:sz w:val="18"/>
+                <w:szCs w:val="18"/>
+              </w:rPr>
+            </w:pPr>
+            <w:r>
+              <w:rPr>
+                <w:b/>
+                <w:color w:val="000000" w:themeColor="text1"/>
+                <w:sz w:val="18"/>
+                <w:szCs w:val="18"/>
+              </w:rPr>
+              <w:t>Người Việt Nam</w:t>
+            </w:r>
+          </w:p>
+        </w:tc>
+        <w:tc>
+          <w:tcPr>
+            <w:tcW w:w="2693" w:type="dxa"/>
+            <w:gridSpan w:val="3"/>
+            <w:tcBorders>
+              <w:bottom w:val="nil"/>
+            </w:tcBorders>
+          </w:tcPr>
+          <w:p>
+            <w:pPr>
+              <w:shd w:val="clear" w:color="auto" w:fill="FFFFFF" w:themeFill="background1"/>
+              <w:spacing w:after="0"/>
+              <w:ind w:hanging="2"/>
+              <w:jc w:val="center"/>
+              <w:rPr>
+                <w:b/>
+                <w:color w:val="000000" w:themeColor="text1"/>
+                <w:sz w:val="18"/>
+                <w:szCs w:val="18"/>
+              </w:rPr>
+            </w:pPr>
+            <w:r>
+              <w:rPr>
+                <w:b/>
+                <w:color w:val="000000" w:themeColor="text1"/>
+                <w:sz w:val="18"/>
+                <w:szCs w:val="18"/>
+              </w:rPr>
+              <w:t>Người nước ngoài</w:t>
+            </w:r>
+          </w:p>
+        </w:tc>
+        <w:tc>
+          <w:tcPr>
+            <w:tcW w:w="851" w:type="dxa"/>
+            <w:vMerge/>
+          </w:tcPr>
+          <w:p>
+            <w:pPr>
+              <w:widowControl w:val="0"/>
+              <w:pBdr>
+                <w:top w:val="nil"/>
+                <w:left w:val="nil"/>
+                <w:bottom w:val="nil"/>
+                <w:right w:val="nil"/>
+                <w:between w:val="nil"/>
+              </w:pBdr>
+              <w:shd w:val="clear" w:color="auto" w:fill="FFFFFF" w:themeFill="background1"/>
+              <w:spacing w:after="0"/>
+              <w:ind w:hanging="2"/>
+              <w:rPr>
+                <w:b/>
+                <w:color w:val="000000" w:themeColor="text1"/>
+                <w:sz w:val="18"/>
+                <w:szCs w:val="18"/>
+              </w:rPr>
+            </w:pPr>
+          </w:p>
+        </w:tc>
+        <w:tc>
+          <w:tcPr>
+            <w:tcW w:w="850" w:type="dxa"/>
+            <w:vMerge/>
+          </w:tcPr>
+          <w:p>
+            <w:pPr>
+              <w:widowControl w:val="0"/>
+              <w:pBdr>
+                <w:top w:val="nil"/>
+                <w:left w:val="nil"/>
+                <w:bottom w:val="nil"/>
+                <w:right w:val="nil"/>
+                <w:between w:val="nil"/>
+              </w:pBdr>
+              <w:shd w:val="clear" w:color="auto" w:fill="FFFFFF" w:themeFill="background1"/>
+              <w:spacing w:after="0"/>
+              <w:ind w:hanging="2"/>
+              <w:rPr>
+                <w:b/>
+                <w:color w:val="000000" w:themeColor="text1"/>
+                <w:sz w:val="18"/>
+                <w:szCs w:val="18"/>
+              </w:rPr>
+            </w:pPr>
+          </w:p>
+        </w:tc>
+        <w:tc>
+          <w:tcPr>
+            <w:tcW w:w="709" w:type="dxa"/>
+            <w:vMerge/>
+          </w:tcPr>
+          <w:p>
+            <w:pPr>
+              <w:widowControl w:val="0"/>
+              <w:pBdr>
+                <w:top w:val="nil"/>
+                <w:left w:val="nil"/>
+                <w:bottom w:val="nil"/>
+                <w:right w:val="nil"/>
+                <w:between w:val="nil"/>
+              </w:pBdr>
+              <w:shd w:val="clear" w:color="auto" w:fill="FFFFFF" w:themeFill="background1"/>
+              <w:spacing w:after="0"/>
+              <w:ind w:hanging="2"/>
+              <w:rPr>
+                <w:b/>
+                <w:color w:val="000000" w:themeColor="text1"/>
+                <w:sz w:val="18"/>
+                <w:szCs w:val="18"/>
+              </w:rPr>
+            </w:pPr>
+          </w:p>
+        </w:tc>
+        <w:tc>
+          <w:tcPr>
+            <w:tcW w:w="709" w:type="dxa"/>
+            <w:vMerge/>
+          </w:tcPr>
+          <w:p>
+            <w:pPr>
+              <w:widowControl w:val="0"/>
+              <w:pBdr>
+                <w:top w:val="nil"/>
+                <w:left w:val="nil"/>
+                <w:bottom w:val="nil"/>
+                <w:right w:val="nil"/>
+                <w:between w:val="nil"/>
+              </w:pBdr>
+              <w:shd w:val="clear" w:color="auto" w:fill="FFFFFF" w:themeFill="background1"/>
+              <w:spacing w:after="0"/>
+              <w:ind w:hanging="2"/>
+              <w:rPr>
+                <w:b/>
+                <w:color w:val="000000" w:themeColor="text1"/>
+                <w:sz w:val="18"/>
+                <w:szCs w:val="18"/>
+              </w:rPr>
+            </w:pPr>
+          </w:p>
+        </w:tc>
+        <w:tc>
+          <w:tcPr>
+            <w:tcW w:w="850" w:type="dxa"/>
+            <w:vMerge/>
+          </w:tcPr>
+          <w:p>
+            <w:pPr>
+              <w:widowControl w:val="0"/>
+              <w:pBdr>
+                <w:top w:val="nil"/>
+                <w:left w:val="nil"/>
+                <w:bottom w:val="nil"/>
+                <w:right w:val="nil"/>
+                <w:between w:val="nil"/>
+              </w:pBdr>
+              <w:shd w:val="clear" w:color="auto" w:fill="FFFFFF" w:themeFill="background1"/>
+              <w:spacing w:after="0"/>
+              <w:ind w:hanging="2"/>
+              <w:rPr>
+                <w:b/>
+                <w:color w:val="000000" w:themeColor="text1"/>
+                <w:sz w:val="18"/>
+                <w:szCs w:val="18"/>
+              </w:rPr>
+            </w:pPr>
+          </w:p>
+        </w:tc>
+      </w:tr>
+      <w:tr>
+        <w:trPr>
+          <w:cantSplit/>
+          <w:jc w:val="center"/>
+        </w:trPr>
+        <w:tc>
+          <w:tcPr>
+            <w:tcW w:w="562" w:type="dxa"/>
+            <w:vMerge/>
+          </w:tcPr>
+          <w:p>
+            <w:pPr>
+              <w:widowControl w:val="0"/>
+              <w:pBdr>
+                <w:top w:val="nil"/>
+                <w:left w:val="nil"/>
+                <w:bottom w:val="nil"/>
+                <w:right w:val="nil"/>
+                <w:between w:val="nil"/>
+              </w:pBdr>
+              <w:shd w:val="clear" w:color="auto" w:fill="FFFFFF" w:themeFill="background1"/>
+              <w:spacing w:after="0"/>
+              <w:ind w:hanging="2"/>
+              <w:rPr>
+                <w:b/>
+                <w:color w:val="000000" w:themeColor="text1"/>
+                <w:sz w:val="18"/>
+                <w:szCs w:val="18"/>
+              </w:rPr>
+            </w:pPr>
+          </w:p>
+        </w:tc>
+        <w:tc>
+          <w:tcPr>
+            <w:tcW w:w="709" w:type="dxa"/>
+            <w:vMerge/>
+          </w:tcPr>
+          <w:p>
+            <w:pPr>
+              <w:widowControl w:val="0"/>
+              <w:pBdr>
+                <w:top w:val="nil"/>
+                <w:left w:val="nil"/>
+                <w:bottom w:val="nil"/>
+                <w:right w:val="nil"/>
+                <w:between w:val="nil"/>
+              </w:pBdr>
+              <w:shd w:val="clear" w:color="auto" w:fill="FFFFFF" w:themeFill="background1"/>
+              <w:spacing w:after="0"/>
+              <w:ind w:hanging="2"/>
+              <w:rPr>
+                <w:b/>
+                <w:color w:val="000000" w:themeColor="text1"/>
+                <w:sz w:val="18"/>
+                <w:szCs w:val="18"/>
+              </w:rPr>
+            </w:pPr>
+          </w:p>
+        </w:tc>
+        <w:tc>
+          <w:tcPr>
+            <w:tcW w:w="709" w:type="dxa"/>
+            <w:vMerge/>
+          </w:tcPr>
+          <w:p>
+            <w:pPr>
+              <w:widowControl w:val="0"/>
+              <w:pBdr>
+                <w:top w:val="nil"/>
+                <w:left w:val="nil"/>
+                <w:bottom w:val="nil"/>
+                <w:right w:val="nil"/>
+                <w:between w:val="nil"/>
+              </w:pBdr>
+              <w:shd w:val="clear" w:color="auto" w:fill="FFFFFF" w:themeFill="background1"/>
+              <w:spacing w:after="0"/>
+              <w:ind w:hanging="2"/>
+              <w:rPr>
+                <w:b/>
+                <w:color w:val="000000" w:themeColor="text1"/>
+                <w:sz w:val="18"/>
+                <w:szCs w:val="18"/>
+              </w:rPr>
+            </w:pPr>
+          </w:p>
+        </w:tc>
+        <w:tc>
+          <w:tcPr>
+            <w:tcW w:w="709" w:type="dxa"/>
+            <w:vMerge/>
+          </w:tcPr>
+          <w:p>
+            <w:pPr>
+              <w:widowControl w:val="0"/>
+              <w:pBdr>
+                <w:top w:val="nil"/>
+                <w:left w:val="nil"/>
+                <w:bottom w:val="nil"/>
+                <w:right w:val="nil"/>
+                <w:between w:val="nil"/>
+              </w:pBdr>
+              <w:shd w:val="clear" w:color="auto" w:fill="FFFFFF" w:themeFill="background1"/>
+              <w:spacing w:after="0"/>
+              <w:ind w:hanging="2"/>
+              <w:rPr>
+                <w:b/>
+                <w:color w:val="000000" w:themeColor="text1"/>
+                <w:sz w:val="18"/>
+                <w:szCs w:val="18"/>
+              </w:rPr>
+            </w:pPr>
+          </w:p>
+        </w:tc>
+        <w:tc>
+          <w:tcPr>
+            <w:tcW w:w="708" w:type="dxa"/>
+            <w:vMerge/>
+          </w:tcPr>
+          <w:p>
+            <w:pPr>
+              <w:widowControl w:val="0"/>
+              <w:pBdr>
+                <w:top w:val="nil"/>
+                <w:left w:val="nil"/>
+                <w:bottom w:val="nil"/>
+                <w:right w:val="nil"/>
+                <w:between w:val="nil"/>
+              </w:pBdr>
+              <w:shd w:val="clear" w:color="auto" w:fill="FFFFFF" w:themeFill="background1"/>
+              <w:spacing w:after="0"/>
+              <w:ind w:hanging="2"/>
+              <w:rPr>
+                <w:b/>
+                <w:color w:val="000000" w:themeColor="text1"/>
+                <w:sz w:val="18"/>
+                <w:szCs w:val="18"/>
+              </w:rPr>
+            </w:pPr>
+          </w:p>
+        </w:tc>
+        <w:tc>
+          <w:tcPr>
+            <w:tcW w:w="851" w:type="dxa"/>
+          </w:tcPr>
+          <w:p>
+            <w:pPr>
+              <w:shd w:val="clear" w:color="auto" w:fill="FFFFFF" w:themeFill="background1"/>
+              <w:spacing w:after="0"/>
+              <w:ind w:hanging="2"/>
+              <w:jc w:val="center"/>
+              <w:rPr>
+                <w:b/>
+                <w:color w:val="000000" w:themeColor="text1"/>
+                <w:sz w:val="18"/>
+                <w:szCs w:val="18"/>
+              </w:rPr>
+            </w:pPr>
+          </w:p>
+        </w:tc>
+        <w:tc>
+          <w:tcPr>
+            <w:tcW w:w="992" w:type="dxa"/>
+          </w:tcPr>
+          <w:p>
+            <w:pPr>
+              <w:shd w:val="clear" w:color="auto" w:fill="FFFFFF" w:themeFill="background1"/>
+              <w:spacing w:after="0"/>
+              <w:ind w:hanging="2"/>
+              <w:jc w:val="center"/>
+              <w:rPr>
+                <w:b/>
+                <w:color w:val="000000" w:themeColor="text1"/>
+                <w:sz w:val="18"/>
+                <w:szCs w:val="18"/>
+              </w:rPr>
+            </w:pPr>
+            <w:r>
+              <w:rPr>
+                <w:b/>
+                <w:color w:val="000000" w:themeColor="text1"/>
+                <w:sz w:val="18"/>
+                <w:szCs w:val="18"/>
+              </w:rPr>
+              <w:t>Ở trong nước</w:t>
+            </w:r>
+          </w:p>
+        </w:tc>
+        <w:tc>
+          <w:tcPr>
+            <w:tcW w:w="851" w:type="dxa"/>
+          </w:tcPr>
+          <w:p>
+            <w:pPr>
+              <w:shd w:val="clear" w:color="auto" w:fill="FFFFFF" w:themeFill="background1"/>
+              <w:spacing w:after="0"/>
+              <w:ind w:hanging="2"/>
+              <w:jc w:val="center"/>
+              <w:rPr>
+                <w:b/>
+                <w:color w:val="000000" w:themeColor="text1"/>
+                <w:sz w:val="18"/>
+                <w:szCs w:val="18"/>
+              </w:rPr>
+            </w:pPr>
+            <w:r>
+              <w:rPr>
+                <w:b/>
+                <w:color w:val="000000" w:themeColor="text1"/>
+                <w:sz w:val="18"/>
+                <w:szCs w:val="18"/>
+              </w:rPr>
+              <w:t>Từ nước ngoài vào</w:t>
+            </w:r>
+          </w:p>
+        </w:tc>
+        <w:tc>
+          <w:tcPr>
+            <w:tcW w:w="850" w:type="dxa"/>
+          </w:tcPr>
+          <w:p>
+            <w:pPr>
+              <w:shd w:val="clear" w:color="auto" w:fill="FFFFFF" w:themeFill="background1"/>
+              <w:spacing w:after="0"/>
+              <w:ind w:hanging="2"/>
+              <w:jc w:val="center"/>
+              <w:rPr>
+                <w:b/>
+                <w:color w:val="000000" w:themeColor="text1"/>
+                <w:sz w:val="18"/>
+                <w:szCs w:val="18"/>
+              </w:rPr>
+            </w:pPr>
+            <w:r>
+              <w:rPr>
+                <w:b/>
+                <w:color w:val="000000" w:themeColor="text1"/>
+                <w:sz w:val="18"/>
+                <w:szCs w:val="18"/>
+              </w:rPr>
+              <w:t>Đến từ nước/ tổ chức quốc tế</w:t>
+            </w:r>
+          </w:p>
+        </w:tc>
+        <w:tc>
+          <w:tcPr>
+            <w:tcW w:w="851" w:type="dxa"/>
+            <w:vMerge/>
+          </w:tcPr>
+          <w:p>
+            <w:pPr>
+              <w:widowControl w:val="0"/>
+              <w:pBdr>
+                <w:top w:val="nil"/>
+                <w:left w:val="nil"/>
+                <w:bottom w:val="nil"/>
+                <w:right w:val="nil"/>
+                <w:between w:val="nil"/>
+              </w:pBdr>
+              <w:shd w:val="clear" w:color="auto" w:fill="FFFFFF" w:themeFill="background1"/>
+              <w:spacing w:after="0"/>
+              <w:ind w:hanging="2"/>
+              <w:rPr>
+                <w:b/>
+                <w:color w:val="000000" w:themeColor="text1"/>
+                <w:sz w:val="18"/>
+                <w:szCs w:val="18"/>
+              </w:rPr>
+            </w:pPr>
+          </w:p>
+        </w:tc>
+        <w:tc>
+          <w:tcPr>
+            <w:tcW w:w="850" w:type="dxa"/>
+            <w:vMerge/>
+          </w:tcPr>
+          <w:p>
+            <w:pPr>
+              <w:widowControl w:val="0"/>
+              <w:pBdr>
+                <w:top w:val="nil"/>
+                <w:left w:val="nil"/>
+                <w:bottom w:val="nil"/>
+                <w:right w:val="nil"/>
+                <w:between w:val="nil"/>
+              </w:pBdr>
+              <w:shd w:val="clear" w:color="auto" w:fill="FFFFFF" w:themeFill="background1"/>
+              <w:spacing w:after="0"/>
+              <w:ind w:hanging="2"/>
+              <w:rPr>
+                <w:b/>
+                <w:color w:val="000000" w:themeColor="text1"/>
+                <w:sz w:val="18"/>
+                <w:szCs w:val="18"/>
+              </w:rPr>
+            </w:pPr>
+          </w:p>
+        </w:tc>
+        <w:tc>
+          <w:tcPr>
+            <w:tcW w:w="709" w:type="dxa"/>
+            <w:vMerge/>
+          </w:tcPr>
+          <w:p>
+            <w:pPr>
+              <w:widowControl w:val="0"/>
+              <w:pBdr>
+                <w:top w:val="nil"/>
+                <w:left w:val="nil"/>
+                <w:bottom w:val="nil"/>
+                <w:right w:val="nil"/>
+                <w:between w:val="nil"/>
+              </w:pBdr>
+              <w:shd w:val="clear" w:color="auto" w:fill="FFFFFF" w:themeFill="background1"/>
+              <w:spacing w:after="0"/>
+              <w:ind w:hanging="2"/>
+              <w:rPr>
+                <w:b/>
+                <w:color w:val="000000" w:themeColor="text1"/>
+                <w:sz w:val="18"/>
+                <w:szCs w:val="18"/>
+              </w:rPr>
+            </w:pPr>
+          </w:p>
+        </w:tc>
+        <w:tc>
+          <w:tcPr>
+            <w:tcW w:w="709" w:type="dxa"/>
+            <w:vMerge/>
+          </w:tcPr>
+          <w:p>
+            <w:pPr>
+              <w:widowControl w:val="0"/>
+              <w:pBdr>
+                <w:top w:val="nil"/>
+                <w:left w:val="nil"/>
+                <w:bottom w:val="nil"/>
+                <w:right w:val="nil"/>
+                <w:between w:val="nil"/>
+              </w:pBdr>
+              <w:shd w:val="clear" w:color="auto" w:fill="FFFFFF" w:themeFill="background1"/>
+              <w:spacing w:after="0"/>
+              <w:ind w:hanging="2"/>
+              <w:rPr>
+                <w:b/>
+                <w:color w:val="000000" w:themeColor="text1"/>
+                <w:sz w:val="18"/>
+                <w:szCs w:val="18"/>
+              </w:rPr>
+            </w:pPr>
+          </w:p>
+        </w:tc>
+        <w:tc>
+          <w:tcPr>
+            <w:tcW w:w="850" w:type="dxa"/>
+            <w:vMerge/>
+          </w:tcPr>
+          <w:p>
+            <w:pPr>
+              <w:widowControl w:val="0"/>
+              <w:pBdr>
+                <w:top w:val="nil"/>
+                <w:left w:val="nil"/>
+                <w:bottom w:val="nil"/>
+                <w:right w:val="nil"/>
+                <w:between w:val="nil"/>
+              </w:pBdr>
+              <w:shd w:val="clear" w:color="auto" w:fill="FFFFFF" w:themeFill="background1"/>
+              <w:spacing w:after="0"/>
+              <w:ind w:hanging="2"/>
+              <w:rPr>
+                <w:b/>
+                <w:color w:val="000000" w:themeColor="text1"/>
+                <w:sz w:val="18"/>
+                <w:szCs w:val="18"/>
+              </w:rPr>
+            </w:pPr>
+          </w:p>
+        </w:tc>
+      </w:tr>
+      <w:tr>
+        <w:trPr>
+          <w:jc w:val="center"/>
+        </w:trPr>
+        <w:tc>
+          <w:tcPr>
+            <w:tcW w:w="562" w:type="dxa"/>
+          </w:tcPr>
+          <w:p>
+            <w:pPr>
+              <w:shd w:val="clear" w:color="auto" w:fill="FFFFFF" w:themeFill="background1"/>
+              <w:spacing w:after="0"/>
+              <w:ind w:hanging="2"/>
+              <w:jc w:val="center"/>
+              <w:rPr>
+                <w:b/>
+                <w:color w:val="000000" w:themeColor="text1"/>
+                <w:sz w:val="18"/>
+                <w:szCs w:val="18"/>
+              </w:rPr>
+            </w:pPr>
+          </w:p>
+        </w:tc>
+        <w:tc>
+          <w:tcPr>
+            <w:tcW w:w="709" w:type="dxa"/>
+          </w:tcPr>
+          <w:p>
+            <w:pPr>
+              <w:shd w:val="clear" w:color="auto" w:fill="FFFFFF" w:themeFill="background1"/>
+              <w:spacing w:after="0"/>
+              <w:ind w:hanging="2"/>
+              <w:jc w:val="center"/>
+              <w:rPr>
+                <w:b/>
+                <w:color w:val="000000" w:themeColor="text1"/>
+                <w:sz w:val="18"/>
+                <w:szCs w:val="18"/>
+              </w:rPr>
+            </w:pPr>
+            <w:r>
+              <w:rPr>
+                <w:b/>
+                <w:color w:val="000000" w:themeColor="text1"/>
+                <w:sz w:val="18"/>
+                <w:szCs w:val="18"/>
+              </w:rPr>
+              <w:t>(1)</w:t>
+            </w:r>
+          </w:p>
+        </w:tc>
+        <w:tc>
+          <w:tcPr>
+            <w:tcW w:w="709" w:type="dxa"/>
+          </w:tcPr>
+          <w:p>
+            <w:pPr>
+              <w:shd w:val="clear" w:color="auto" w:fill="FFFFFF" w:themeFill="background1"/>
+              <w:spacing w:after="0"/>
+              <w:ind w:hanging="2"/>
+              <w:jc w:val="center"/>
+              <w:rPr>
+                <w:b/>
+                <w:color w:val="000000" w:themeColor="text1"/>
+                <w:sz w:val="18"/>
+                <w:szCs w:val="18"/>
+              </w:rPr>
+            </w:pPr>
+            <w:r>
+              <w:rPr>
+                <w:b/>
+                <w:color w:val="000000" w:themeColor="text1"/>
+                <w:sz w:val="18"/>
+                <w:szCs w:val="18"/>
+              </w:rPr>
+              <w:t>(2)</w:t>
+            </w:r>
+          </w:p>
+        </w:tc>
+        <w:tc>
+          <w:tcPr>
+            <w:tcW w:w="709" w:type="dxa"/>
+          </w:tcPr>
+          <w:p>
+            <w:pPr>
+              <w:shd w:val="clear" w:color="auto" w:fill="FFFFFF" w:themeFill="background1"/>
+              <w:spacing w:after="0"/>
+              <w:ind w:hanging="2"/>
+              <w:jc w:val="center"/>
+              <w:rPr>
+                <w:b/>
+                <w:color w:val="000000" w:themeColor="text1"/>
+                <w:sz w:val="18"/>
+                <w:szCs w:val="18"/>
+              </w:rPr>
+            </w:pPr>
+            <w:r>
+              <w:rPr>
+                <w:b/>
+                <w:color w:val="000000" w:themeColor="text1"/>
+                <w:sz w:val="18"/>
+                <w:szCs w:val="18"/>
+              </w:rPr>
+              <w:t>(3)</w:t>
+            </w:r>
+          </w:p>
+        </w:tc>
+        <w:tc>
+          <w:tcPr>
+            <w:tcW w:w="708" w:type="dxa"/>
+          </w:tcPr>
+          <w:p>
+            <w:pPr>
+              <w:shd w:val="clear" w:color="auto" w:fill="FFFFFF" w:themeFill="background1"/>
+              <w:spacing w:after="0"/>
+              <w:ind w:hanging="2"/>
+              <w:jc w:val="center"/>
+              <w:rPr>
+                <w:b/>
+                <w:color w:val="000000" w:themeColor="text1"/>
+                <w:sz w:val="18"/>
+                <w:szCs w:val="18"/>
+              </w:rPr>
+            </w:pPr>
+            <w:r>
+              <w:rPr>
+                <w:b/>
+                <w:color w:val="000000" w:themeColor="text1"/>
+                <w:sz w:val="18"/>
+                <w:szCs w:val="18"/>
+              </w:rPr>
+              <w:t>(4)</w:t>
+            </w:r>
+          </w:p>
+        </w:tc>
+        <w:tc>
+          <w:tcPr>
+            <w:tcW w:w="851" w:type="dxa"/>
+          </w:tcPr>
+          <w:p>
+            <w:pPr>
+              <w:shd w:val="clear" w:color="auto" w:fill="FFFFFF" w:themeFill="background1"/>
+              <w:spacing w:after="0"/>
+              <w:ind w:hanging="2"/>
+              <w:jc w:val="center"/>
+              <w:rPr>
+                <w:b/>
+                <w:color w:val="000000" w:themeColor="text1"/>
+                <w:sz w:val="18"/>
+                <w:szCs w:val="18"/>
+              </w:rPr>
+            </w:pPr>
+            <w:r>
+              <w:rPr>
+                <w:b/>
+                <w:color w:val="000000" w:themeColor="text1"/>
+                <w:sz w:val="18"/>
+                <w:szCs w:val="18"/>
+              </w:rPr>
+              <w:t>(5)</w:t>
+            </w:r>
+          </w:p>
+        </w:tc>
+        <w:tc>
+          <w:tcPr>
+            <w:tcW w:w="992" w:type="dxa"/>
+          </w:tcPr>
+          <w:p>
+            <w:pPr>
+              <w:shd w:val="clear" w:color="auto" w:fill="FFFFFF" w:themeFill="background1"/>
+              <w:spacing w:after="0"/>
+              <w:ind w:hanging="2"/>
+              <w:jc w:val="center"/>
+              <w:rPr>
+                <w:b/>
+                <w:color w:val="000000" w:themeColor="text1"/>
+                <w:sz w:val="18"/>
+                <w:szCs w:val="18"/>
+              </w:rPr>
+            </w:pPr>
+            <w:r>
+              <w:rPr>
+                <w:b/>
+                <w:color w:val="000000" w:themeColor="text1"/>
+                <w:sz w:val="18"/>
+                <w:szCs w:val="18"/>
+              </w:rPr>
+              <w:t>(6)</w:t>
+            </w:r>
+          </w:p>
+        </w:tc>
+        <w:tc>
+          <w:tcPr>
+            <w:tcW w:w="851" w:type="dxa"/>
+          </w:tcPr>
+          <w:p>
+            <w:pPr>
+              <w:shd w:val="clear" w:color="auto" w:fill="FFFFFF" w:themeFill="background1"/>
+              <w:spacing w:after="0"/>
+              <w:ind w:hanging="2"/>
+              <w:jc w:val="center"/>
+              <w:rPr>
+                <w:b/>
+                <w:color w:val="000000" w:themeColor="text1"/>
+                <w:sz w:val="18"/>
+                <w:szCs w:val="18"/>
+              </w:rPr>
+            </w:pPr>
+            <w:r>
+              <w:rPr>
+                <w:b/>
+                <w:color w:val="000000" w:themeColor="text1"/>
+                <w:sz w:val="18"/>
+                <w:szCs w:val="18"/>
+              </w:rPr>
+              <w:t>(7)</w:t>
+            </w:r>
+          </w:p>
+        </w:tc>
+        <w:tc>
+          <w:tcPr>
+            <w:tcW w:w="850" w:type="dxa"/>
+          </w:tcPr>
+          <w:p>
+            <w:pPr>
+              <w:shd w:val="clear" w:color="auto" w:fill="FFFFFF" w:themeFill="background1"/>
+              <w:spacing w:after="0"/>
+              <w:ind w:hanging="2"/>
+              <w:jc w:val="center"/>
+              <w:rPr>
+                <w:b/>
+                <w:color w:val="000000" w:themeColor="text1"/>
+                <w:sz w:val="18"/>
+                <w:szCs w:val="18"/>
+              </w:rPr>
+            </w:pPr>
+            <w:r>
+              <w:rPr>
+                <w:b/>
+                <w:color w:val="000000" w:themeColor="text1"/>
+                <w:sz w:val="18"/>
+                <w:szCs w:val="18"/>
+              </w:rPr>
+              <w:t>(8)</w:t>
+            </w:r>
+          </w:p>
+        </w:tc>
+        <w:tc>
+          <w:tcPr>
+            <w:tcW w:w="851" w:type="dxa"/>
+          </w:tcPr>
+          <w:p>
+            <w:pPr>
+              <w:shd w:val="clear" w:color="auto" w:fill="FFFFFF" w:themeFill="background1"/>
+              <w:spacing w:after="0"/>
+              <w:ind w:hanging="2"/>
+              <w:jc w:val="center"/>
+              <w:rPr>
+                <w:b/>
+                <w:color w:val="000000" w:themeColor="text1"/>
+                <w:sz w:val="18"/>
+                <w:szCs w:val="18"/>
+              </w:rPr>
+            </w:pPr>
+            <w:r>
+              <w:rPr>
+                <w:b/>
+                <w:color w:val="000000" w:themeColor="text1"/>
+                <w:sz w:val="18"/>
+                <w:szCs w:val="18"/>
+              </w:rPr>
+              <w:t>(9)</w:t>
+            </w:r>
+          </w:p>
+        </w:tc>
+        <w:tc>
+          <w:tcPr>
+            <w:tcW w:w="850" w:type="dxa"/>
+          </w:tcPr>
+          <w:p>
+            <w:pPr>
+              <w:shd w:val="clear" w:color="auto" w:fill="FFFFFF" w:themeFill="background1"/>
+              <w:spacing w:after="0"/>
+              <w:ind w:hanging="2"/>
+              <w:jc w:val="center"/>
+              <w:rPr>
+                <w:b/>
+                <w:color w:val="000000" w:themeColor="text1"/>
+                <w:sz w:val="18"/>
+                <w:szCs w:val="18"/>
+              </w:rPr>
+            </w:pPr>
+            <w:r>
+              <w:rPr>
+                <w:b/>
+                <w:color w:val="000000" w:themeColor="text1"/>
+                <w:sz w:val="18"/>
+                <w:szCs w:val="18"/>
+              </w:rPr>
+              <w:t>(10)</w:t>
+            </w:r>
+          </w:p>
+        </w:tc>
+        <w:tc>
+          <w:tcPr>
+            <w:tcW w:w="709" w:type="dxa"/>
+          </w:tcPr>
+          <w:p>
+            <w:pPr>
+              <w:shd w:val="clear" w:color="auto" w:fill="FFFFFF" w:themeFill="background1"/>
+              <w:spacing w:after="0"/>
+              <w:ind w:hanging="2"/>
+              <w:jc w:val="center"/>
+              <w:rPr>
+                <w:b/>
+                <w:color w:val="000000" w:themeColor="text1"/>
+                <w:sz w:val="18"/>
+                <w:szCs w:val="18"/>
+              </w:rPr>
+            </w:pPr>
+            <w:r>
+              <w:rPr>
+                <w:b/>
+                <w:color w:val="000000" w:themeColor="text1"/>
+                <w:sz w:val="18"/>
+                <w:szCs w:val="18"/>
+              </w:rPr>
+              <w:t>(11)</w:t>
+            </w:r>
+          </w:p>
+        </w:tc>
+        <w:tc>
+          <w:tcPr>
+            <w:tcW w:w="709" w:type="dxa"/>
+          </w:tcPr>
+          <w:p>
+            <w:pPr>
+              <w:shd w:val="clear" w:color="auto" w:fill="FFFFFF" w:themeFill="background1"/>
+              <w:spacing w:after="0"/>
+              <w:ind w:hanging="2"/>
+              <w:jc w:val="center"/>
+              <w:rPr>
+                <w:b/>
+                <w:color w:val="000000" w:themeColor="text1"/>
+                <w:sz w:val="18"/>
+                <w:szCs w:val="18"/>
+              </w:rPr>
+            </w:pPr>
+            <w:r>
+              <w:rPr>
+                <w:b/>
+                <w:color w:val="000000" w:themeColor="text1"/>
+                <w:sz w:val="18"/>
+                <w:szCs w:val="18"/>
+              </w:rPr>
+              <w:t>(12)</w:t>
+            </w:r>
+          </w:p>
+        </w:tc>
+        <w:tc>
+          <w:tcPr>
+            <w:tcW w:w="850" w:type="dxa"/>
+          </w:tcPr>
+          <w:p>
+            <w:pPr>
+              <w:shd w:val="clear" w:color="auto" w:fill="FFFFFF" w:themeFill="background1"/>
+              <w:spacing w:after="0"/>
+              <w:ind w:hanging="2"/>
+              <w:jc w:val="center"/>
+              <w:rPr>
+                <w:b/>
+                <w:color w:val="000000" w:themeColor="text1"/>
+                <w:sz w:val="18"/>
+                <w:szCs w:val="18"/>
+              </w:rPr>
+            </w:pPr>
+            <w:r>
+              <w:rPr>
+                <w:b/>
+                <w:color w:val="000000" w:themeColor="text1"/>
+                <w:sz w:val="18"/>
+                <w:szCs w:val="18"/>
+              </w:rPr>
+              <w:t>(13)</w:t>
+            </w:r>
+          </w:p>
+        </w:tc>
+      </w:tr>
+      <w:tr>
+        <w:trPr>
+          <w:jc w:val="center"/>
+        </w:trPr>
+        <w:tc>
+          <w:tcPr>
+            <w:tcW w:w="10910" w:type="dxa"/>
+            <w:gridSpan w:val="14"/>
+          </w:tcPr>
+          <w:p>
+            <w:pPr>
+              <w:shd w:val="clear" w:color="auto" w:fill="FFFFFF" w:themeFill="background1"/>
+              <w:spacing w:after="0"/>
+              <w:ind w:left="1" w:hanging="3"/>
+              <w:jc w:val="center"/>
+              <w:rPr>
+                <w:b/>
+                <w:color w:val="000000" w:themeColor="text1"/>
+                <w:sz w:val="18"/>
+                <w:szCs w:val="18"/>
+              </w:rPr>
+            </w:pPr>
+          </w:p>
+        </w:tc>
+      </w:tr>
+      <w:tr>
+        <w:trPr>
+          <w:jc w:val="center"/>
+        </w:trPr>
+        <w:tc>
+          <w:tcPr>
+            <w:tcW w:w="10910" w:type="dxa"/>
+            <w:gridSpan w:val="14"/>
+          </w:tcPr>
+          <w:p>
+            <w:pPr>
+              <w:shd w:val="clear" w:color="auto" w:fill="FFFFFF" w:themeFill="background1"/>
+              <w:spacing w:after="0"/>
+              <w:ind w:left="1" w:hanging="3"/>
+              <w:jc w:val="center"/>
+              <w:rPr>
+                <w:color w:val="000000" w:themeColor="text1"/>
+                <w:sz w:val="18"/>
+                <w:szCs w:val="18"/>
+              </w:rPr>
+            </w:pPr>
+            <w:r>
+              <w:rPr>
+                <w:b/>
+                <w:color w:val="000000" w:themeColor="text1"/>
+                <w:sz w:val="18"/>
+                <w:szCs w:val="18"/>
+              </w:rPr>
+              <w:t>HỘI NGHỊ, HỘI THẢO ĐÃ TỔ CHỨC VÀ CHO PHÉP TỔ CHỨC 06 THÁNG ĐẦU NĂM 2025</w:t>
+            </w:r>
+          </w:p>
+        </w:tc>
+      </w:tr>
+      <w:tr>
+        <w:trPr>
+          <w:trHeight w:val="367"/>
+          <w:jc w:val="center"/>
+        </w:trPr>
+        <w:tc>
+          <w:tcPr>
+            <w:tcW w:w="562" w:type="dxa"/>
+          </w:tcPr>
+          <w:p>
+            <w:pPr>
+              <w:shd w:val="clear" w:color="auto" w:fill="FFFFFF" w:themeFill="background1"/>
+              <w:spacing w:after="0"/>
+              <w:ind w:hanging="2"/>
+              <w:jc w:val="center"/>
+              <w:rPr>
+                <w:color w:val="000000" w:themeColor="text1"/>
+                <w:sz w:val="18"/>
+                <w:szCs w:val="18"/>
+              </w:rPr>
+            </w:pPr>
+            <w:r>
+              <w:rPr>
+                <w:color w:val="000000" w:themeColor="text1"/>
+                <w:sz w:val="18"/>
+                <w:szCs w:val="18"/>
+              </w:rPr>
+              <w:t>1</w:t>
+            </w:r>
+          </w:p>
+        </w:tc>
+        <w:tc>
+          <w:tcPr>
+            <w:tcW w:w="709" w:type="dxa"/>
+          </w:tcPr>
+          <w:p>
+            <w:pPr>
+              <w:shd w:val="clear" w:color="auto" w:fill="FFFFFF" w:themeFill="background1"/>
+              <w:spacing w:after="0"/>
+              <w:ind w:hanging="2"/>
+              <w:rPr>
+                <w:color w:val="000000" w:themeColor="text1"/>
+                <w:sz w:val="18"/>
+                <w:szCs w:val="18"/>
+              </w:rPr>
+            </w:pPr>
+          </w:p>
+        </w:tc>
+        <w:tc>
+          <w:tcPr>
+            <w:tcW w:w="709" w:type="dxa"/>
+          </w:tcPr>
+          <w:p>
+            <w:pPr>
+              <w:shd w:val="clear" w:color="auto" w:fill="FFFFFF" w:themeFill="background1"/>
+              <w:spacing w:after="0"/>
+              <w:ind w:hanging="2"/>
+              <w:jc w:val="center"/>
+              <w:rPr>
+                <w:color w:val="000000" w:themeColor="text1"/>
+                <w:sz w:val="18"/>
+                <w:szCs w:val="18"/>
+              </w:rPr>
+            </w:pPr>
+          </w:p>
+        </w:tc>
+        <w:tc>
+          <w:tcPr>
+            <w:tcW w:w="709" w:type="dxa"/>
+          </w:tcPr>
+          <w:p>
+            <w:pPr>
+              <w:shd w:val="clear" w:color="auto" w:fill="FFFFFF" w:themeFill="background1"/>
+              <w:spacing w:after="0"/>
+              <w:ind w:hanging="2"/>
+              <w:jc w:val="center"/>
+              <w:rPr>
+                <w:color w:val="000000" w:themeColor="text1"/>
+                <w:sz w:val="18"/>
+                <w:szCs w:val="18"/>
+              </w:rPr>
+            </w:pPr>
+          </w:p>
+        </w:tc>
+        <w:tc>
+          <w:tcPr>
+            <w:tcW w:w="708" w:type="dxa"/>
+          </w:tcPr>
+          <w:p>
+            <w:pPr>
+              <w:shd w:val="clear" w:color="auto" w:fill="FFFFFF" w:themeFill="background1"/>
+              <w:spacing w:after="0"/>
+              <w:ind w:hanging="2"/>
+              <w:jc w:val="center"/>
+              <w:rPr>
+                <w:color w:val="000000" w:themeColor="text1"/>
+                <w:sz w:val="18"/>
+                <w:szCs w:val="18"/>
+              </w:rPr>
+            </w:pPr>
+          </w:p>
+        </w:tc>
+        <w:tc>
+          <w:tcPr>
+            <w:tcW w:w="851" w:type="dxa"/>
+          </w:tcPr>
+          <w:p>
+            <w:pPr>
+              <w:shd w:val="clear" w:color="auto" w:fill="FFFFFF" w:themeFill="background1"/>
+              <w:spacing w:after="0"/>
+              <w:ind w:hanging="2"/>
+              <w:jc w:val="center"/>
+              <w:rPr>
+                <w:color w:val="000000" w:themeColor="text1"/>
+                <w:sz w:val="18"/>
+                <w:szCs w:val="18"/>
+              </w:rPr>
+            </w:pPr>
+          </w:p>
+        </w:tc>
+        <w:tc>
+          <w:tcPr>
+            <w:tcW w:w="992" w:type="dxa"/>
+          </w:tcPr>
+          <w:p>
+            <w:pPr>
+              <w:shd w:val="clear" w:color="auto" w:fill="FFFFFF" w:themeFill="background1"/>
+              <w:spacing w:after="0"/>
+              <w:ind w:hanging="2"/>
+              <w:jc w:val="center"/>
+              <w:rPr>
+                <w:color w:val="000000" w:themeColor="text1"/>
+                <w:sz w:val="18"/>
+                <w:szCs w:val="18"/>
+              </w:rPr>
+            </w:pPr>
+          </w:p>
+        </w:tc>
+        <w:tc>
+          <w:tcPr>
+            <w:tcW w:w="851" w:type="dxa"/>
+          </w:tcPr>
+          <w:p>
+            <w:pPr>
+              <w:shd w:val="clear" w:color="auto" w:fill="FFFFFF" w:themeFill="background1"/>
+              <w:spacing w:after="0"/>
+              <w:ind w:hanging="2"/>
+              <w:jc w:val="center"/>
+              <w:rPr>
+                <w:color w:val="000000" w:themeColor="text1"/>
+                <w:sz w:val="18"/>
+                <w:szCs w:val="18"/>
+              </w:rPr>
+            </w:pPr>
+          </w:p>
+        </w:tc>
+        <w:tc>
+          <w:tcPr>
+            <w:tcW w:w="850" w:type="dxa"/>
+          </w:tcPr>
+          <w:p>
+            <w:pPr>
+              <w:shd w:val="clear" w:color="auto" w:fill="FFFFFF" w:themeFill="background1"/>
+              <w:spacing w:after="0"/>
+              <w:ind w:hanging="2"/>
+              <w:jc w:val="center"/>
+              <w:rPr>
+                <w:color w:val="000000" w:themeColor="text1"/>
+                <w:sz w:val="18"/>
+                <w:szCs w:val="18"/>
+              </w:rPr>
+            </w:pPr>
+          </w:p>
+        </w:tc>
+        <w:tc>
+          <w:tcPr>
+            <w:tcW w:w="851" w:type="dxa"/>
+          </w:tcPr>
+          <w:p>
+            <w:pPr>
+              <w:shd w:val="clear" w:color="auto" w:fill="FFFFFF" w:themeFill="background1"/>
+              <w:spacing w:after="0"/>
+              <w:ind w:hanging="2"/>
+              <w:jc w:val="center"/>
+              <w:rPr>
+                <w:color w:val="000000" w:themeColor="text1"/>
+                <w:sz w:val="18"/>
+                <w:szCs w:val="18"/>
+              </w:rPr>
+            </w:pPr>
+          </w:p>
+        </w:tc>
+        <w:tc>
+          <w:tcPr>
+            <w:tcW w:w="850" w:type="dxa"/>
+          </w:tcPr>
+          <w:p>
+            <w:pPr>
+              <w:shd w:val="clear" w:color="auto" w:fill="FFFFFF" w:themeFill="background1"/>
+              <w:spacing w:after="0"/>
+              <w:ind w:hanging="2"/>
+              <w:jc w:val="center"/>
+              <w:rPr>
+                <w:color w:val="000000" w:themeColor="text1"/>
+                <w:sz w:val="18"/>
+                <w:szCs w:val="18"/>
+              </w:rPr>
+            </w:pPr>
+          </w:p>
+        </w:tc>
+        <w:tc>
+          <w:tcPr>
+            <w:tcW w:w="709" w:type="dxa"/>
+          </w:tcPr>
+          <w:p>
+            <w:pPr>
+              <w:shd w:val="clear" w:color="auto" w:fill="FFFFFF" w:themeFill="background1"/>
+              <w:spacing w:after="0"/>
+              <w:ind w:hanging="2"/>
+              <w:jc w:val="center"/>
+              <w:rPr>
+                <w:color w:val="000000" w:themeColor="text1"/>
+                <w:sz w:val="18"/>
+                <w:szCs w:val="18"/>
+              </w:rPr>
+            </w:pPr>
+          </w:p>
+        </w:tc>
+        <w:tc>
+          <w:tcPr>
+            <w:tcW w:w="709" w:type="dxa"/>
+          </w:tcPr>
+          <w:p>
+            <w:pPr>
+              <w:shd w:val="clear" w:color="auto" w:fill="FFFFFF" w:themeFill="background1"/>
+              <w:spacing w:after="0"/>
+              <w:ind w:hanging="2"/>
+              <w:jc w:val="center"/>
+              <w:rPr>
+                <w:color w:val="000000" w:themeColor="text1"/>
+                <w:sz w:val="18"/>
+                <w:szCs w:val="18"/>
+              </w:rPr>
+            </w:pPr>
+          </w:p>
+        </w:tc>
+        <w:tc>
+          <w:tcPr>
+            <w:tcW w:w="850" w:type="dxa"/>
+          </w:tcPr>
+          <w:p>
+            <w:pPr>
+              <w:shd w:val="clear" w:color="auto" w:fill="FFFFFF" w:themeFill="background1"/>
+              <w:spacing w:after="0"/>
+              <w:ind w:hanging="2"/>
+              <w:jc w:val="center"/>
+              <w:rPr>
+                <w:color w:val="000000" w:themeColor="text1"/>
+                <w:sz w:val="18"/>
+                <w:szCs w:val="18"/>
+              </w:rPr>
+            </w:pPr>
+          </w:p>
+        </w:tc>
+      </w:tr>
+      <w:tr>
+        <w:trPr>
+          <w:jc w:val="center"/>
+        </w:trPr>
+        <w:tc>
+          <w:tcPr>
+            <w:tcW w:w="562" w:type="dxa"/>
+          </w:tcPr>
+          <w:p>
+            <w:pPr>
+              <w:shd w:val="clear" w:color="auto" w:fill="FFFFFF" w:themeFill="background1"/>
+              <w:spacing w:after="0"/>
+              <w:ind w:hanging="2"/>
+              <w:jc w:val="center"/>
+              <w:rPr>
+                <w:color w:val="000000" w:themeColor="text1"/>
+                <w:sz w:val="18"/>
+                <w:szCs w:val="18"/>
+              </w:rPr>
+            </w:pPr>
+            <w:r>
+              <w:rPr>
+                <w:color w:val="000000" w:themeColor="text1"/>
+                <w:sz w:val="18"/>
+                <w:szCs w:val="18"/>
+              </w:rPr>
+              <w:t>2</w:t>
+            </w:r>
+          </w:p>
+        </w:tc>
+        <w:tc>
+          <w:tcPr>
+            <w:tcW w:w="709" w:type="dxa"/>
+          </w:tcPr>
+          <w:p>
+            <w:pPr>
+              <w:shd w:val="clear" w:color="auto" w:fill="FFFFFF" w:themeFill="background1"/>
+              <w:spacing w:after="0"/>
+              <w:ind w:hanging="2"/>
+              <w:rPr>
+                <w:color w:val="000000" w:themeColor="text1"/>
+                <w:sz w:val="18"/>
+                <w:szCs w:val="18"/>
+              </w:rPr>
+            </w:pPr>
+          </w:p>
+        </w:tc>
+        <w:tc>
+          <w:tcPr>
+            <w:tcW w:w="709" w:type="dxa"/>
+          </w:tcPr>
+          <w:p>
+            <w:pPr>
+              <w:shd w:val="clear" w:color="auto" w:fill="FFFFFF" w:themeFill="background1"/>
+              <w:spacing w:after="0"/>
+              <w:ind w:hanging="2"/>
+              <w:jc w:val="center"/>
+              <w:rPr>
+                <w:color w:val="000000" w:themeColor="text1"/>
+                <w:sz w:val="18"/>
+                <w:szCs w:val="18"/>
+              </w:rPr>
+            </w:pPr>
+          </w:p>
+        </w:tc>
+        <w:tc>
+          <w:tcPr>
+            <w:tcW w:w="709" w:type="dxa"/>
+          </w:tcPr>
+          <w:p>
+            <w:pPr>
+              <w:shd w:val="clear" w:color="auto" w:fill="FFFFFF" w:themeFill="background1"/>
+              <w:spacing w:after="0"/>
+              <w:ind w:hanging="2"/>
+              <w:jc w:val="center"/>
+              <w:rPr>
+                <w:color w:val="000000" w:themeColor="text1"/>
+                <w:sz w:val="18"/>
+                <w:szCs w:val="18"/>
+              </w:rPr>
+            </w:pPr>
+          </w:p>
+        </w:tc>
+        <w:tc>
+          <w:tcPr>
+            <w:tcW w:w="708" w:type="dxa"/>
+          </w:tcPr>
+          <w:p>
+            <w:pPr>
+              <w:shd w:val="clear" w:color="auto" w:fill="FFFFFF" w:themeFill="background1"/>
+              <w:spacing w:after="0"/>
+              <w:ind w:hanging="2"/>
+              <w:jc w:val="center"/>
+              <w:rPr>
+                <w:color w:val="000000" w:themeColor="text1"/>
+                <w:sz w:val="18"/>
+                <w:szCs w:val="18"/>
+              </w:rPr>
+            </w:pPr>
+          </w:p>
+        </w:tc>
+        <w:tc>
+          <w:tcPr>
+            <w:tcW w:w="851" w:type="dxa"/>
+          </w:tcPr>
+          <w:p>
+            <w:pPr>
+              <w:shd w:val="clear" w:color="auto" w:fill="FFFFFF" w:themeFill="background1"/>
+              <w:spacing w:after="0"/>
+              <w:ind w:hanging="2"/>
+              <w:jc w:val="center"/>
+              <w:rPr>
+                <w:color w:val="000000" w:themeColor="text1"/>
+                <w:sz w:val="18"/>
+                <w:szCs w:val="18"/>
+              </w:rPr>
+            </w:pPr>
+          </w:p>
+        </w:tc>
+        <w:tc>
+          <w:tcPr>
+            <w:tcW w:w="992" w:type="dxa"/>
+          </w:tcPr>
+          <w:p>
+            <w:pPr>
+              <w:shd w:val="clear" w:color="auto" w:fill="FFFFFF" w:themeFill="background1"/>
+              <w:spacing w:after="0"/>
+              <w:ind w:hanging="2"/>
+              <w:jc w:val="center"/>
+              <w:rPr>
+                <w:color w:val="000000" w:themeColor="text1"/>
+                <w:sz w:val="18"/>
+                <w:szCs w:val="18"/>
+              </w:rPr>
+            </w:pPr>
+          </w:p>
+        </w:tc>
+        <w:tc>
+          <w:tcPr>
+            <w:tcW w:w="851" w:type="dxa"/>
+          </w:tcPr>
+          <w:p>
+            <w:pPr>
+              <w:shd w:val="clear" w:color="auto" w:fill="FFFFFF" w:themeFill="background1"/>
+              <w:spacing w:after="0"/>
+              <w:ind w:hanging="2"/>
+              <w:jc w:val="center"/>
+              <w:rPr>
+                <w:color w:val="000000" w:themeColor="text1"/>
+                <w:sz w:val="18"/>
+                <w:szCs w:val="18"/>
+              </w:rPr>
+            </w:pPr>
+          </w:p>
+        </w:tc>
+        <w:tc>
+          <w:tcPr>
+            <w:tcW w:w="850" w:type="dxa"/>
+          </w:tcPr>
+          <w:p>
+            <w:pPr>
+              <w:shd w:val="clear" w:color="auto" w:fill="FFFFFF" w:themeFill="background1"/>
+              <w:spacing w:after="0"/>
+              <w:ind w:hanging="2"/>
+              <w:jc w:val="center"/>
+              <w:rPr>
+                <w:color w:val="000000" w:themeColor="text1"/>
+                <w:sz w:val="18"/>
+                <w:szCs w:val="18"/>
+              </w:rPr>
+            </w:pPr>
+          </w:p>
+        </w:tc>
+        <w:tc>
+          <w:tcPr>
+            <w:tcW w:w="851" w:type="dxa"/>
+          </w:tcPr>
+          <w:p>
+            <w:pPr>
+              <w:shd w:val="clear" w:color="auto" w:fill="FFFFFF" w:themeFill="background1"/>
+              <w:spacing w:after="0"/>
+              <w:ind w:hanging="2"/>
+              <w:jc w:val="center"/>
+              <w:rPr>
+                <w:color w:val="000000" w:themeColor="text1"/>
+                <w:sz w:val="18"/>
+                <w:szCs w:val="18"/>
+              </w:rPr>
+            </w:pPr>
+          </w:p>
+        </w:tc>
+        <w:tc>
+          <w:tcPr>
+            <w:tcW w:w="850" w:type="dxa"/>
+          </w:tcPr>
+          <w:p>
+            <w:pPr>
+              <w:shd w:val="clear" w:color="auto" w:fill="FFFFFF" w:themeFill="background1"/>
+              <w:spacing w:after="0"/>
+              <w:ind w:hanging="2"/>
+              <w:jc w:val="center"/>
+              <w:rPr>
+                <w:color w:val="000000" w:themeColor="text1"/>
+                <w:sz w:val="18"/>
+                <w:szCs w:val="18"/>
+              </w:rPr>
+            </w:pPr>
+          </w:p>
+        </w:tc>
+        <w:tc>
+          <w:tcPr>
+            <w:tcW w:w="709" w:type="dxa"/>
+          </w:tcPr>
+          <w:p>
+            <w:pPr>
+              <w:shd w:val="clear" w:color="auto" w:fill="FFFFFF" w:themeFill="background1"/>
+              <w:spacing w:after="0"/>
+              <w:ind w:hanging="2"/>
+              <w:jc w:val="center"/>
+              <w:rPr>
+                <w:color w:val="000000" w:themeColor="text1"/>
+                <w:sz w:val="18"/>
+                <w:szCs w:val="18"/>
+              </w:rPr>
+            </w:pPr>
+          </w:p>
+        </w:tc>
+        <w:tc>
+          <w:tcPr>
+            <w:tcW w:w="709" w:type="dxa"/>
+          </w:tcPr>
+          <w:p>
+            <w:pPr>
+              <w:shd w:val="clear" w:color="auto" w:fill="FFFFFF" w:themeFill="background1"/>
+              <w:spacing w:after="0"/>
+              <w:ind w:hanging="2"/>
+              <w:jc w:val="center"/>
+              <w:rPr>
+                <w:color w:val="000000" w:themeColor="text1"/>
+                <w:sz w:val="18"/>
+                <w:szCs w:val="18"/>
+              </w:rPr>
+            </w:pPr>
+          </w:p>
+        </w:tc>
+        <w:tc>
+          <w:tcPr>
+            <w:tcW w:w="850" w:type="dxa"/>
+          </w:tcPr>
+          <w:p>
+            <w:pPr>
+              <w:shd w:val="clear" w:color="auto" w:fill="FFFFFF" w:themeFill="background1"/>
+              <w:spacing w:after="0"/>
+              <w:ind w:hanging="2"/>
+              <w:jc w:val="center"/>
+              <w:rPr>
+                <w:color w:val="000000" w:themeColor="text1"/>
+                <w:sz w:val="18"/>
+                <w:szCs w:val="18"/>
+              </w:rPr>
+            </w:pPr>
+          </w:p>
+        </w:tc>
+      </w:tr>
+      <w:tr>
+        <w:trPr>
+          <w:jc w:val="center"/>
+        </w:trPr>
+        <w:tc>
+          <w:tcPr>
+            <w:tcW w:w="562" w:type="dxa"/>
+          </w:tcPr>
+          <w:p>
+            <w:pPr>
+              <w:shd w:val="clear" w:color="auto" w:fill="FFFFFF" w:themeFill="background1"/>
+              <w:spacing w:after="0"/>
+              <w:ind w:hanging="2"/>
+              <w:jc w:val="center"/>
+              <w:rPr>
+                <w:color w:val="000000" w:themeColor="text1"/>
+                <w:sz w:val="18"/>
+                <w:szCs w:val="18"/>
+              </w:rPr>
+            </w:pPr>
+            <w:r>
+              <w:rPr>
+                <w:color w:val="000000" w:themeColor="text1"/>
+                <w:sz w:val="18"/>
+                <w:szCs w:val="18"/>
+              </w:rPr>
+              <w:t>3</w:t>
+            </w:r>
+          </w:p>
+        </w:tc>
+        <w:tc>
+          <w:tcPr>
+            <w:tcW w:w="709" w:type="dxa"/>
+          </w:tcPr>
+          <w:p>
+            <w:pPr>
+              <w:shd w:val="clear" w:color="auto" w:fill="FFFFFF" w:themeFill="background1"/>
+              <w:spacing w:after="0"/>
+              <w:ind w:hanging="2"/>
+              <w:jc w:val="center"/>
+              <w:rPr>
+                <w:color w:val="000000" w:themeColor="text1"/>
+                <w:sz w:val="18"/>
+                <w:szCs w:val="18"/>
+              </w:rPr>
+            </w:pPr>
+          </w:p>
+        </w:tc>
+        <w:tc>
+          <w:tcPr>
+            <w:tcW w:w="709" w:type="dxa"/>
+          </w:tcPr>
+          <w:p>
+            <w:pPr>
+              <w:shd w:val="clear" w:color="auto" w:fill="FFFFFF" w:themeFill="background1"/>
+              <w:spacing w:after="0"/>
+              <w:ind w:hanging="2"/>
+              <w:jc w:val="center"/>
+              <w:rPr>
+                <w:color w:val="000000" w:themeColor="text1"/>
+                <w:sz w:val="18"/>
+                <w:szCs w:val="18"/>
+              </w:rPr>
+            </w:pPr>
+          </w:p>
+        </w:tc>
+        <w:tc>
+          <w:tcPr>
+            <w:tcW w:w="709" w:type="dxa"/>
+          </w:tcPr>
+          <w:p>
+            <w:pPr>
+              <w:shd w:val="clear" w:color="auto" w:fill="FFFFFF" w:themeFill="background1"/>
+              <w:spacing w:after="0"/>
+              <w:rPr>
+                <w:color w:val="000000" w:themeColor="text1"/>
+                <w:sz w:val="18"/>
+                <w:szCs w:val="18"/>
+              </w:rPr>
+            </w:pPr>
+          </w:p>
+        </w:tc>
+        <w:tc>
+          <w:tcPr>
+            <w:tcW w:w="708" w:type="dxa"/>
+          </w:tcPr>
+          <w:p>
+            <w:pPr>
+              <w:shd w:val="clear" w:color="auto" w:fill="FFFFFF" w:themeFill="background1"/>
+              <w:spacing w:after="0"/>
+              <w:ind w:hanging="2"/>
+              <w:jc w:val="center"/>
+              <w:rPr>
+                <w:color w:val="000000" w:themeColor="text1"/>
+                <w:sz w:val="18"/>
+                <w:szCs w:val="18"/>
+              </w:rPr>
+            </w:pPr>
+          </w:p>
+        </w:tc>
+        <w:tc>
+          <w:tcPr>
+            <w:tcW w:w="851" w:type="dxa"/>
+          </w:tcPr>
+          <w:p>
+            <w:pPr>
+              <w:shd w:val="clear" w:color="auto" w:fill="FFFFFF" w:themeFill="background1"/>
+              <w:spacing w:after="0"/>
+              <w:ind w:hanging="2"/>
+              <w:jc w:val="center"/>
+              <w:rPr>
+                <w:color w:val="000000" w:themeColor="text1"/>
+                <w:sz w:val="18"/>
+                <w:szCs w:val="18"/>
+              </w:rPr>
+            </w:pPr>
+          </w:p>
+        </w:tc>
+        <w:tc>
+          <w:tcPr>
+            <w:tcW w:w="992" w:type="dxa"/>
+          </w:tcPr>
+          <w:p>
+            <w:pPr>
+              <w:shd w:val="clear" w:color="auto" w:fill="FFFFFF" w:themeFill="background1"/>
+              <w:spacing w:after="0"/>
+              <w:ind w:hanging="2"/>
+              <w:jc w:val="center"/>
+              <w:rPr>
+                <w:color w:val="000000" w:themeColor="text1"/>
+                <w:sz w:val="18"/>
+                <w:szCs w:val="18"/>
+              </w:rPr>
+            </w:pPr>
+          </w:p>
+        </w:tc>
+        <w:tc>
+          <w:tcPr>
+            <w:tcW w:w="851" w:type="dxa"/>
+          </w:tcPr>
+          <w:p>
+            <w:pPr>
+              <w:shd w:val="clear" w:color="auto" w:fill="FFFFFF" w:themeFill="background1"/>
+              <w:spacing w:after="0"/>
+              <w:ind w:hanging="2"/>
+              <w:jc w:val="center"/>
+              <w:rPr>
+                <w:color w:val="000000" w:themeColor="text1"/>
+                <w:sz w:val="18"/>
+                <w:szCs w:val="18"/>
+              </w:rPr>
+            </w:pPr>
+          </w:p>
+        </w:tc>
+        <w:tc>
+          <w:tcPr>
+            <w:tcW w:w="850" w:type="dxa"/>
+          </w:tcPr>
+          <w:p>
+            <w:pPr>
+              <w:shd w:val="clear" w:color="auto" w:fill="FFFFFF" w:themeFill="background1"/>
+              <w:spacing w:after="0"/>
+              <w:ind w:hanging="2"/>
+              <w:jc w:val="center"/>
+              <w:rPr>
+                <w:color w:val="000000" w:themeColor="text1"/>
+                <w:sz w:val="18"/>
+                <w:szCs w:val="18"/>
+              </w:rPr>
+            </w:pPr>
+          </w:p>
+        </w:tc>
+        <w:tc>
+          <w:tcPr>
+            <w:tcW w:w="851" w:type="dxa"/>
+          </w:tcPr>
+          <w:p>
+            <w:pPr>
+              <w:shd w:val="clear" w:color="auto" w:fill="FFFFFF" w:themeFill="background1"/>
+              <w:spacing w:after="0"/>
+              <w:ind w:hanging="2"/>
+              <w:jc w:val="center"/>
+              <w:rPr>
+                <w:color w:val="000000" w:themeColor="text1"/>
+                <w:sz w:val="18"/>
+                <w:szCs w:val="18"/>
+              </w:rPr>
+            </w:pPr>
+          </w:p>
+        </w:tc>
+        <w:tc>
+          <w:tcPr>
+            <w:tcW w:w="850" w:type="dxa"/>
+          </w:tcPr>
+          <w:p>
+            <w:pPr>
+              <w:shd w:val="clear" w:color="auto" w:fill="FFFFFF" w:themeFill="background1"/>
+              <w:spacing w:after="0"/>
+              <w:ind w:hanging="2"/>
+              <w:jc w:val="center"/>
+              <w:rPr>
+                <w:color w:val="000000" w:themeColor="text1"/>
+                <w:sz w:val="18"/>
+                <w:szCs w:val="18"/>
+              </w:rPr>
+            </w:pPr>
+          </w:p>
+        </w:tc>
+        <w:tc>
+          <w:tcPr>
+            <w:tcW w:w="709" w:type="dxa"/>
+          </w:tcPr>
+          <w:p>
+            <w:pPr>
+              <w:shd w:val="clear" w:color="auto" w:fill="FFFFFF" w:themeFill="background1"/>
+              <w:spacing w:after="0"/>
+              <w:ind w:hanging="2"/>
+              <w:jc w:val="center"/>
+              <w:rPr>
+                <w:color w:val="000000" w:themeColor="text1"/>
+                <w:sz w:val="18"/>
+                <w:szCs w:val="18"/>
+              </w:rPr>
+            </w:pPr>
+          </w:p>
+        </w:tc>
+        <w:tc>
+          <w:tcPr>
+            <w:tcW w:w="709" w:type="dxa"/>
+          </w:tcPr>
+          <w:p>
+            <w:pPr>
+              <w:shd w:val="clear" w:color="auto" w:fill="FFFFFF" w:themeFill="background1"/>
+              <w:spacing w:after="0"/>
+              <w:ind w:hanging="2"/>
+              <w:jc w:val="center"/>
+              <w:rPr>
+                <w:color w:val="000000" w:themeColor="text1"/>
+                <w:sz w:val="18"/>
+                <w:szCs w:val="18"/>
+              </w:rPr>
+            </w:pPr>
+          </w:p>
+        </w:tc>
+        <w:tc>
+          <w:tcPr>
+            <w:tcW w:w="850" w:type="dxa"/>
+          </w:tcPr>
+          <w:p>
+            <w:pPr>
+              <w:shd w:val="clear" w:color="auto" w:fill="FFFFFF" w:themeFill="background1"/>
+              <w:spacing w:after="0"/>
+              <w:ind w:hanging="2"/>
+              <w:jc w:val="center"/>
+              <w:rPr>
+                <w:color w:val="000000" w:themeColor="text1"/>
+                <w:sz w:val="18"/>
+                <w:szCs w:val="18"/>
+              </w:rPr>
+            </w:pPr>
+          </w:p>
+        </w:tc>
+      </w:tr>
+      <w:tr>
+        <w:trPr>
+          <w:jc w:val="center"/>
+        </w:trPr>
+        <w:tc>
+          <w:tcPr>
+            <w:tcW w:w="10910" w:type="dxa"/>
+            <w:gridSpan w:val="14"/>
+          </w:tcPr>
+          <w:p>
+            <w:pPr>
+              <w:shd w:val="clear" w:color="auto" w:fill="FFFFFF" w:themeFill="background1"/>
+              <w:spacing w:after="0"/>
+              <w:ind w:left="1" w:hanging="3"/>
+              <w:rPr>
+                <w:color w:val="000000" w:themeColor="text1"/>
+                <w:sz w:val="18"/>
+                <w:szCs w:val="18"/>
+              </w:rPr>
+            </w:pPr>
+            <w:r>
+              <w:rPr>
+                <w:b/>
+                <w:color w:val="000000" w:themeColor="text1"/>
+                <w:sz w:val="18"/>
+                <w:szCs w:val="18"/>
+              </w:rPr>
+              <w:t>Tổng số:</w:t>
+            </w:r>
+          </w:p>
+        </w:tc>
+      </w:tr>
+      <w:tr>
+        <w:trPr>
+          <w:jc w:val="center"/>
+        </w:trPr>
+        <w:tc>
+          <w:tcPr>
+            <w:tcW w:w="10910" w:type="dxa"/>
+            <w:gridSpan w:val="14"/>
+          </w:tcPr>
+          <w:p>
+            <w:pPr>
+              <w:shd w:val="clear" w:color="auto" w:fill="FFFFFF" w:themeFill="background1"/>
+              <w:spacing w:after="0"/>
+              <w:ind w:left="1" w:hanging="3"/>
+              <w:jc w:val="center"/>
+              <w:rPr>
+                <w:color w:val="000000" w:themeColor="text1"/>
+                <w:sz w:val="18"/>
+                <w:szCs w:val="18"/>
+              </w:rPr>
+            </w:pPr>
+            <w:r>
+              <w:rPr>
+                <w:b/>
+                <w:color w:val="000000" w:themeColor="text1"/>
+                <w:sz w:val="18"/>
+                <w:szCs w:val="18"/>
+              </w:rPr>
+              <w:t>HỘI NGHỊ, HỘI THẢO DỰ KIẾN TỔ CHỨC VÀ CHO PHÉP TỔ CHỨC 06 THÁNG CUỐI NĂM 2025</w:t>
+            </w:r>
+          </w:p>
+        </w:tc>
+      </w:tr>
+      <w:tr>
+        <w:trPr>
+          <w:jc w:val="center"/>
+        </w:trPr>
+        <w:tc>
+          <w:tcPr>
+            <w:tcW w:w="562" w:type="dxa"/>
+          </w:tcPr>
+          <w:p>
+            <w:pPr>
+              <w:shd w:val="clear" w:color="auto" w:fill="FFFFFF" w:themeFill="background1"/>
+              <w:spacing w:after="0"/>
+              <w:ind w:hanging="2"/>
+              <w:jc w:val="center"/>
+              <w:rPr>
+                <w:color w:val="000000" w:themeColor="text1"/>
+                <w:sz w:val="18"/>
+                <w:szCs w:val="18"/>
+              </w:rPr>
+            </w:pPr>
+            <w:r>
+              <w:rPr>
+                <w:color w:val="000000" w:themeColor="text1"/>
+                <w:sz w:val="18"/>
+                <w:szCs w:val="18"/>
+              </w:rPr>
+              <w:t>(1)</w:t>
+            </w:r>
+          </w:p>
+        </w:tc>
+        <w:tc>
+          <w:tcPr>
+            <w:tcW w:w="709" w:type="dxa"/>
+          </w:tcPr>
+          <w:p>
+            <w:pPr>
+              <w:shd w:val="clear" w:color="auto" w:fill="FFFFFF" w:themeFill="background1"/>
+              <w:spacing w:after="0"/>
+              <w:ind w:hanging="2"/>
+              <w:jc w:val="center"/>
+              <w:rPr>
+                <w:color w:val="000000" w:themeColor="text1"/>
+                <w:sz w:val="18"/>
+                <w:szCs w:val="18"/>
+              </w:rPr>
+            </w:pPr>
+            <w:r>
+              <w:rPr>
+                <w:color w:val="000000" w:themeColor="text1"/>
+                <w:sz w:val="18"/>
+                <w:szCs w:val="18"/>
+              </w:rPr>
+              <w:t>(2)</w:t>
+            </w:r>
+          </w:p>
+        </w:tc>
+        <w:tc>
+          <w:tcPr>
+            <w:tcW w:w="709" w:type="dxa"/>
+          </w:tcPr>
+          <w:p>
+            <w:pPr>
+              <w:shd w:val="clear" w:color="auto" w:fill="FFFFFF" w:themeFill="background1"/>
+              <w:spacing w:after="0"/>
+              <w:ind w:hanging="2"/>
+              <w:jc w:val="center"/>
+              <w:rPr>
+                <w:color w:val="000000" w:themeColor="text1"/>
+                <w:sz w:val="18"/>
+                <w:szCs w:val="18"/>
+              </w:rPr>
+            </w:pPr>
+            <w:r>
+              <w:rPr>
+                <w:color w:val="000000" w:themeColor="text1"/>
+                <w:sz w:val="18"/>
+                <w:szCs w:val="18"/>
+              </w:rPr>
+              <w:t>(3)</w:t>
+            </w:r>
+          </w:p>
+        </w:tc>
+        <w:tc>
+          <w:tcPr>
+            <w:tcW w:w="709" w:type="dxa"/>
+          </w:tcPr>
+          <w:p>
+            <w:pPr>
+              <w:shd w:val="clear" w:color="auto" w:fill="FFFFFF" w:themeFill="background1"/>
+              <w:spacing w:after="0"/>
+              <w:ind w:hanging="2"/>
+              <w:jc w:val="center"/>
+              <w:rPr>
+                <w:color w:val="000000" w:themeColor="text1"/>
+                <w:sz w:val="18"/>
+                <w:szCs w:val="18"/>
+              </w:rPr>
+            </w:pPr>
+            <w:r>
+              <w:rPr>
+                <w:color w:val="000000" w:themeColor="text1"/>
+                <w:sz w:val="18"/>
+                <w:szCs w:val="18"/>
+              </w:rPr>
+              <w:t>(4)</w:t>
+            </w:r>
+          </w:p>
+        </w:tc>
+        <w:tc>
+          <w:tcPr>
+            <w:tcW w:w="708" w:type="dxa"/>
+          </w:tcPr>
+          <w:p>
+            <w:pPr>
+              <w:shd w:val="clear" w:color="auto" w:fill="FFFFFF" w:themeFill="background1"/>
+              <w:spacing w:after="0"/>
+              <w:ind w:hanging="2"/>
+              <w:jc w:val="center"/>
+              <w:rPr>
+                <w:color w:val="000000" w:themeColor="text1"/>
+                <w:sz w:val="18"/>
+                <w:szCs w:val="18"/>
+              </w:rPr>
+            </w:pPr>
+            <w:r>
+              <w:rPr>
+                <w:color w:val="000000" w:themeColor="text1"/>
+                <w:sz w:val="18"/>
+                <w:szCs w:val="18"/>
+              </w:rPr>
+              <w:t>(5)</w:t>
+            </w:r>
+          </w:p>
+        </w:tc>
+        <w:tc>
+          <w:tcPr>
+            <w:tcW w:w="851" w:type="dxa"/>
+          </w:tcPr>
+          <w:p>
+            <w:pPr>
+              <w:shd w:val="clear" w:color="auto" w:fill="FFFFFF" w:themeFill="background1"/>
+              <w:spacing w:after="0"/>
+              <w:ind w:hanging="2"/>
+              <w:jc w:val="center"/>
+              <w:rPr>
+                <w:color w:val="000000" w:themeColor="text1"/>
+                <w:sz w:val="18"/>
+                <w:szCs w:val="18"/>
+              </w:rPr>
+            </w:pPr>
+            <w:r>
+              <w:rPr>
+                <w:color w:val="000000" w:themeColor="text1"/>
+                <w:sz w:val="18"/>
+                <w:szCs w:val="18"/>
+              </w:rPr>
+              <w:t>(6)</w:t>
+            </w:r>
+          </w:p>
+        </w:tc>
+        <w:tc>
+          <w:tcPr>
+            <w:tcW w:w="992" w:type="dxa"/>
+          </w:tcPr>
+          <w:p>
+            <w:pPr>
+              <w:shd w:val="clear" w:color="auto" w:fill="FFFFFF" w:themeFill="background1"/>
+              <w:spacing w:after="0"/>
+              <w:ind w:hanging="2"/>
+              <w:jc w:val="center"/>
+              <w:rPr>
+                <w:color w:val="000000" w:themeColor="text1"/>
+                <w:sz w:val="18"/>
+                <w:szCs w:val="18"/>
+              </w:rPr>
+            </w:pPr>
+            <w:r>
+              <w:rPr>
+                <w:color w:val="000000" w:themeColor="text1"/>
+                <w:sz w:val="18"/>
+                <w:szCs w:val="18"/>
+              </w:rPr>
+              <w:t>(7)</w:t>
+            </w:r>
+          </w:p>
+        </w:tc>
+        <w:tc>
+          <w:tcPr>
+            <w:tcW w:w="851" w:type="dxa"/>
+          </w:tcPr>
+          <w:p>
+            <w:pPr>
+              <w:shd w:val="clear" w:color="auto" w:fill="FFFFFF" w:themeFill="background1"/>
+              <w:spacing w:after="0"/>
+              <w:ind w:hanging="2"/>
+              <w:jc w:val="center"/>
+              <w:rPr>
+                <w:color w:val="000000" w:themeColor="text1"/>
+                <w:sz w:val="18"/>
+                <w:szCs w:val="18"/>
+              </w:rPr>
+            </w:pPr>
+            <w:r>
+              <w:rPr>
+                <w:color w:val="000000" w:themeColor="text1"/>
+                <w:sz w:val="18"/>
+                <w:szCs w:val="18"/>
+              </w:rPr>
+              <w:t>(8)</w:t>
+            </w:r>
+          </w:p>
+        </w:tc>
+        <w:tc>
+          <w:tcPr>
+            <w:tcW w:w="850" w:type="dxa"/>
+          </w:tcPr>
+          <w:p>
+            <w:pPr>
+              <w:shd w:val="clear" w:color="auto" w:fill="FFFFFF" w:themeFill="background1"/>
+              <w:spacing w:after="0"/>
+              <w:ind w:hanging="2"/>
+              <w:jc w:val="center"/>
+              <w:rPr>
+                <w:color w:val="000000" w:themeColor="text1"/>
+                <w:sz w:val="18"/>
+                <w:szCs w:val="18"/>
+              </w:rPr>
+            </w:pPr>
+            <w:r>
+              <w:rPr>
+                <w:color w:val="000000" w:themeColor="text1"/>
+                <w:sz w:val="18"/>
+                <w:szCs w:val="18"/>
+              </w:rPr>
+              <w:t>(9)</w:t>
+            </w:r>
+          </w:p>
+        </w:tc>
+        <w:tc>
+          <w:tcPr>
+            <w:tcW w:w="851" w:type="dxa"/>
+          </w:tcPr>
+          <w:p>
+            <w:pPr>
+              <w:shd w:val="clear" w:color="auto" w:fill="FFFFFF" w:themeFill="background1"/>
+              <w:spacing w:after="0"/>
+              <w:ind w:hanging="2"/>
+              <w:jc w:val="center"/>
+              <w:rPr>
+                <w:color w:val="000000" w:themeColor="text1"/>
+                <w:sz w:val="18"/>
+                <w:szCs w:val="18"/>
+              </w:rPr>
+            </w:pPr>
+            <w:r>
+              <w:rPr>
+                <w:color w:val="000000" w:themeColor="text1"/>
+                <w:sz w:val="18"/>
+                <w:szCs w:val="18"/>
+              </w:rPr>
+              <w:t>(10)</w:t>
+            </w:r>
+          </w:p>
+        </w:tc>
+        <w:tc>
+          <w:tcPr>
+            <w:tcW w:w="850" w:type="dxa"/>
+          </w:tcPr>
+          <w:p>
+            <w:pPr>
+              <w:shd w:val="clear" w:color="auto" w:fill="FFFFFF" w:themeFill="background1"/>
+              <w:spacing w:after="0"/>
+              <w:ind w:hanging="2"/>
+              <w:jc w:val="center"/>
+              <w:rPr>
+                <w:color w:val="000000" w:themeColor="text1"/>
+                <w:sz w:val="18"/>
+                <w:szCs w:val="18"/>
+              </w:rPr>
+            </w:pPr>
+            <w:r>
+              <w:rPr>
+                <w:color w:val="000000" w:themeColor="text1"/>
+                <w:sz w:val="18"/>
+                <w:szCs w:val="18"/>
+              </w:rPr>
+              <w:t>(11)</w:t>
+            </w:r>
+          </w:p>
+        </w:tc>
+        <w:tc>
+          <w:tcPr>
+            <w:tcW w:w="709" w:type="dxa"/>
+          </w:tcPr>
+          <w:p>
+            <w:pPr>
+              <w:shd w:val="clear" w:color="auto" w:fill="FFFFFF" w:themeFill="background1"/>
+              <w:spacing w:after="0"/>
+              <w:ind w:hanging="2"/>
+              <w:jc w:val="center"/>
+              <w:rPr>
+                <w:color w:val="000000" w:themeColor="text1"/>
+                <w:sz w:val="18"/>
+                <w:szCs w:val="18"/>
+              </w:rPr>
+            </w:pPr>
+            <w:r>
+              <w:rPr>
+                <w:color w:val="000000" w:themeColor="text1"/>
+                <w:sz w:val="18"/>
+                <w:szCs w:val="18"/>
+              </w:rPr>
+              <w:t>(12)</w:t>
+            </w:r>
+          </w:p>
+        </w:tc>
+        <w:tc>
+          <w:tcPr>
+            <w:tcW w:w="709" w:type="dxa"/>
+          </w:tcPr>
+          <w:p>
+            <w:pPr>
+              <w:shd w:val="clear" w:color="auto" w:fill="FFFFFF" w:themeFill="background1"/>
+              <w:spacing w:after="0"/>
+              <w:ind w:hanging="2"/>
+              <w:jc w:val="center"/>
+              <w:rPr>
+                <w:color w:val="000000" w:themeColor="text1"/>
+                <w:sz w:val="18"/>
+                <w:szCs w:val="18"/>
+              </w:rPr>
+            </w:pPr>
+            <w:r>
+              <w:rPr>
+                <w:color w:val="000000" w:themeColor="text1"/>
+                <w:sz w:val="18"/>
+                <w:szCs w:val="18"/>
+              </w:rPr>
+              <w:t>(13)</w:t>
+            </w:r>
+          </w:p>
+        </w:tc>
+        <w:tc>
+          <w:tcPr>
+            <w:tcW w:w="850" w:type="dxa"/>
+          </w:tcPr>
+          <w:p>
+            <w:pPr>
+              <w:shd w:val="clear" w:color="auto" w:fill="FFFFFF" w:themeFill="background1"/>
+              <w:spacing w:after="0"/>
+              <w:ind w:hanging="2"/>
+              <w:jc w:val="center"/>
+              <w:rPr>
+                <w:color w:val="000000" w:themeColor="text1"/>
+                <w:sz w:val="18"/>
+                <w:szCs w:val="18"/>
+              </w:rPr>
+            </w:pPr>
+            <w:r>
+              <w:rPr>
+                <w:color w:val="000000" w:themeColor="text1"/>
+                <w:sz w:val="18"/>
+                <w:szCs w:val="18"/>
+              </w:rPr>
+              <w:t>(14)</w:t>
+            </w:r>
+          </w:p>
+        </w:tc>
+      </w:tr>
+      <w:tr>
+        <w:trPr>
+          <w:jc w:val="center"/>
+        </w:trPr>
+        <w:tc>
+          <w:tcPr>
+            <w:tcW w:w="562" w:type="dxa"/>
+          </w:tcPr>
+          <w:p>
+            <w:pPr>
+              <w:shd w:val="clear" w:color="auto" w:fill="FFFFFF" w:themeFill="background1"/>
+              <w:spacing w:after="0"/>
+              <w:ind w:hanging="2"/>
+              <w:jc w:val="center"/>
+              <w:rPr>
+                <w:color w:val="000000" w:themeColor="text1"/>
+                <w:sz w:val="18"/>
+                <w:szCs w:val="18"/>
+              </w:rPr>
+            </w:pPr>
+            <w:r>
+              <w:rPr>
+                <w:color w:val="000000" w:themeColor="text1"/>
+                <w:sz w:val="18"/>
+                <w:szCs w:val="18"/>
+              </w:rPr>
+              <w:t>2</w:t>
+            </w:r>
+          </w:p>
+        </w:tc>
+        <w:tc>
+          <w:tcPr>
+            <w:tcW w:w="709" w:type="dxa"/>
+          </w:tcPr>
+          <w:p>
+            <w:pPr>
+              <w:shd w:val="clear" w:color="auto" w:fill="FFFFFF" w:themeFill="background1"/>
+              <w:spacing w:after="0"/>
+              <w:ind w:hanging="2"/>
+              <w:rPr>
+                <w:color w:val="000000" w:themeColor="text1"/>
+                <w:sz w:val="18"/>
+                <w:szCs w:val="18"/>
+              </w:rPr>
+            </w:pPr>
+          </w:p>
+        </w:tc>
+        <w:tc>
+          <w:tcPr>
+            <w:tcW w:w="709" w:type="dxa"/>
+          </w:tcPr>
+          <w:p>
+            <w:pPr>
+              <w:shd w:val="clear" w:color="auto" w:fill="FFFFFF" w:themeFill="background1"/>
+              <w:spacing w:after="0"/>
+              <w:ind w:hanging="2"/>
+              <w:jc w:val="center"/>
+              <w:rPr>
+                <w:color w:val="000000" w:themeColor="text1"/>
+                <w:sz w:val="18"/>
+                <w:szCs w:val="18"/>
+              </w:rPr>
+            </w:pPr>
+          </w:p>
+        </w:tc>
+        <w:tc>
+          <w:tcPr>
+            <w:tcW w:w="709" w:type="dxa"/>
+          </w:tcPr>
+          <w:p>
+            <w:pPr>
+              <w:shd w:val="clear" w:color="auto" w:fill="FFFFFF" w:themeFill="background1"/>
+              <w:spacing w:after="0"/>
+              <w:ind w:hanging="2"/>
+              <w:jc w:val="center"/>
+              <w:rPr>
+                <w:color w:val="000000" w:themeColor="text1"/>
+                <w:sz w:val="18"/>
+                <w:szCs w:val="18"/>
+              </w:rPr>
+            </w:pPr>
+          </w:p>
+        </w:tc>
+        <w:tc>
+          <w:tcPr>
+            <w:tcW w:w="708" w:type="dxa"/>
+          </w:tcPr>
+          <w:p>
+            <w:pPr>
+              <w:shd w:val="clear" w:color="auto" w:fill="FFFFFF" w:themeFill="background1"/>
+              <w:spacing w:after="0"/>
+              <w:ind w:hanging="2"/>
+              <w:jc w:val="center"/>
+              <w:rPr>
+                <w:color w:val="000000" w:themeColor="text1"/>
+                <w:sz w:val="18"/>
+                <w:szCs w:val="18"/>
+              </w:rPr>
+            </w:pPr>
+          </w:p>
+        </w:tc>
+        <w:tc>
+          <w:tcPr>
+            <w:tcW w:w="851" w:type="dxa"/>
+          </w:tcPr>
+          <w:p>
+            <w:pPr>
+              <w:shd w:val="clear" w:color="auto" w:fill="FFFFFF" w:themeFill="background1"/>
+              <w:spacing w:after="0"/>
+              <w:ind w:hanging="2"/>
+              <w:jc w:val="center"/>
+              <w:rPr>
+                <w:color w:val="000000" w:themeColor="text1"/>
+                <w:sz w:val="18"/>
+                <w:szCs w:val="18"/>
+              </w:rPr>
+            </w:pPr>
+          </w:p>
+        </w:tc>
+        <w:tc>
+          <w:tcPr>
+            <w:tcW w:w="992" w:type="dxa"/>
+          </w:tcPr>
+          <w:p>
+            <w:pPr>
+              <w:shd w:val="clear" w:color="auto" w:fill="FFFFFF" w:themeFill="background1"/>
+              <w:spacing w:after="0"/>
+              <w:ind w:hanging="2"/>
+              <w:jc w:val="center"/>
+              <w:rPr>
+                <w:color w:val="000000" w:themeColor="text1"/>
+                <w:sz w:val="18"/>
+                <w:szCs w:val="18"/>
+              </w:rPr>
+            </w:pPr>
+          </w:p>
+        </w:tc>
+        <w:tc>
+          <w:tcPr>
+            <w:tcW w:w="851" w:type="dxa"/>
+          </w:tcPr>
+          <w:p>
+            <w:pPr>
+              <w:shd w:val="clear" w:color="auto" w:fill="FFFFFF" w:themeFill="background1"/>
+              <w:spacing w:after="0"/>
+              <w:ind w:hanging="2"/>
+              <w:jc w:val="center"/>
+              <w:rPr>
+                <w:color w:val="000000" w:themeColor="text1"/>
+                <w:sz w:val="18"/>
+                <w:szCs w:val="18"/>
+              </w:rPr>
+            </w:pPr>
+          </w:p>
+        </w:tc>
+        <w:tc>
+          <w:tcPr>
+            <w:tcW w:w="850" w:type="dxa"/>
+          </w:tcPr>
+          <w:p>
+            <w:pPr>
+              <w:shd w:val="clear" w:color="auto" w:fill="FFFFFF" w:themeFill="background1"/>
+              <w:spacing w:after="0"/>
+              <w:ind w:hanging="2"/>
+              <w:jc w:val="center"/>
+              <w:rPr>
+                <w:color w:val="000000" w:themeColor="text1"/>
+                <w:sz w:val="18"/>
+                <w:szCs w:val="18"/>
+              </w:rPr>
+            </w:pPr>
+          </w:p>
+        </w:tc>
+        <w:tc>
+          <w:tcPr>
+            <w:tcW w:w="851" w:type="dxa"/>
+          </w:tcPr>
+          <w:p>
+            <w:pPr>
+              <w:shd w:val="clear" w:color="auto" w:fill="FFFFFF" w:themeFill="background1"/>
+              <w:spacing w:after="0"/>
+              <w:ind w:hanging="2"/>
+              <w:jc w:val="center"/>
+              <w:rPr>
+                <w:color w:val="000000" w:themeColor="text1"/>
+                <w:sz w:val="18"/>
+                <w:szCs w:val="18"/>
+              </w:rPr>
+            </w:pPr>
+          </w:p>
+        </w:tc>
+        <w:tc>
+          <w:tcPr>
+            <w:tcW w:w="850" w:type="dxa"/>
+          </w:tcPr>
+          <w:p>
+            <w:pPr>
+              <w:shd w:val="clear" w:color="auto" w:fill="FFFFFF" w:themeFill="background1"/>
+              <w:spacing w:after="0"/>
+              <w:ind w:hanging="2"/>
+              <w:jc w:val="center"/>
+              <w:rPr>
+                <w:color w:val="000000" w:themeColor="text1"/>
+                <w:sz w:val="18"/>
+                <w:szCs w:val="18"/>
+              </w:rPr>
+            </w:pPr>
+          </w:p>
+        </w:tc>
+        <w:tc>
+          <w:tcPr>
+            <w:tcW w:w="709" w:type="dxa"/>
+          </w:tcPr>
+          <w:p>
+            <w:pPr>
+              <w:shd w:val="clear" w:color="auto" w:fill="FFFFFF" w:themeFill="background1"/>
+              <w:spacing w:after="0"/>
+              <w:ind w:hanging="2"/>
+              <w:jc w:val="center"/>
+              <w:rPr>
+                <w:color w:val="000000" w:themeColor="text1"/>
+                <w:sz w:val="18"/>
+                <w:szCs w:val="18"/>
+              </w:rPr>
+            </w:pPr>
+          </w:p>
+        </w:tc>
+        <w:tc>
+          <w:tcPr>
+            <w:tcW w:w="709" w:type="dxa"/>
+          </w:tcPr>
+          <w:p>
+            <w:pPr>
+              <w:shd w:val="clear" w:color="auto" w:fill="FFFFFF" w:themeFill="background1"/>
+              <w:spacing w:after="0"/>
+              <w:ind w:hanging="2"/>
+              <w:jc w:val="center"/>
+              <w:rPr>
+                <w:color w:val="000000" w:themeColor="text1"/>
+                <w:sz w:val="18"/>
+                <w:szCs w:val="18"/>
+              </w:rPr>
+            </w:pPr>
+          </w:p>
+        </w:tc>
+        <w:tc>
+          <w:tcPr>
+            <w:tcW w:w="850" w:type="dxa"/>
+          </w:tcPr>
+          <w:p>
+            <w:pPr>
+              <w:shd w:val="clear" w:color="auto" w:fill="FFFFFF" w:themeFill="background1"/>
+              <w:spacing w:after="0"/>
+              <w:ind w:hanging="2"/>
+              <w:jc w:val="center"/>
+              <w:rPr>
+                <w:color w:val="000000" w:themeColor="text1"/>
+                <w:sz w:val="18"/>
+                <w:szCs w:val="18"/>
+              </w:rPr>
+            </w:pPr>
+          </w:p>
+        </w:tc>
+      </w:tr>
+      <w:tr>
+        <w:trPr>
+          <w:jc w:val="center"/>
+        </w:trPr>
+        <w:tc>
+          <w:tcPr>
+            <w:tcW w:w="10910" w:type="dxa"/>
+            <w:gridSpan w:val="14"/>
+          </w:tcPr>
+          <w:p>
+            <w:pPr>
+              <w:shd w:val="clear" w:color="auto" w:fill="FFFFFF" w:themeFill="background1"/>
+              <w:spacing w:after="0"/>
+              <w:ind w:left="1" w:hanging="3"/>
+              <w:rPr>
+                <w:color w:val="000000" w:themeColor="text1"/>
+                <w:sz w:val="18"/>
+                <w:szCs w:val="18"/>
+              </w:rPr>
+            </w:pPr>
+            <w:r>
+              <w:rPr>
+                <w:b/>
+                <w:color w:val="000000" w:themeColor="text1"/>
+                <w:sz w:val="18"/>
+                <w:szCs w:val="18"/>
+              </w:rPr>
+              <w:t>Tổng số:</w:t>
+            </w:r>
+          </w:p>
+        </w:tc>
+      </w:tr>
+    </w:tbl>
+    <w:p>
+      <w:pPr>
+        <w:shd w:val="clear" w:color="auto" w:fill="FFFFFF" w:themeFill="background1"/>
+        <w:tabs>
+          <w:tab w:val="left" w:pos="12840"/>
+        </w:tabs>
+        <w:spacing w:after="0"/>
+        <w:rPr>
+          <w:color w:val="000000" w:themeColor="text1"/>
+          <w:sz w:val="26"/>
+          <w:szCs w:val="26"/>
+        </w:rPr>
+      </w:pPr>
+    </w:p>
+    <w:p>
+      <w:pPr>
+        <w:shd w:val="clear" w:color="auto" w:fill="FFFFFF" w:themeFill="background1"/>
+        <w:spacing w:after="0"/>
+        <w:jc w:val="both"/>
+        <w:rPr>
+          <w:b/>
+          <w:bCs/>
+          <w:color w:val="000000" w:themeColor="text1"/>
+        </w:rPr>
+      </w:pPr>
+      <w:r>
+        <w:rPr>
+          <w:b/>
+          <w:bCs/>
+          <w:color w:val="000000" w:themeColor="text1"/>
+        </w:rPr>
+        <w:tab/>
+      </w:r>
+      <w:r>
+        <w:rPr>
+          <w:b/>
+          <w:bCs/>
+          <w:color w:val="000000" w:themeColor="text1"/>
+        </w:rPr>
+        <w:tab/>
+      </w:r>
+      <w:r>
+        <w:rPr>
+          <w:b/>
+          <w:bCs/>
+          <w:color w:val="000000" w:themeColor="text1"/>
+        </w:rPr>
+        <w:tab/>
+      </w:r>
+      <w:r>
+        <w:rPr>
+          <w:b/>
+          <w:bCs/>
+          <w:color w:val="000000" w:themeColor="text1"/>
+        </w:rPr>
+        <w:tab/>
+      </w:r>
+      <w:r>
+        <w:rPr>
+          <w:b/>
+          <w:bCs/>
+          <w:color w:val="000000" w:themeColor="text1"/>
+        </w:rPr>
+        <w:tab/>
+      </w:r>
+      <w:r>
+        <w:rPr>
+          <w:b/>
+          <w:bCs/>
+          <w:color w:val="000000" w:themeColor="text1"/>
+        </w:rPr>
+        <w:tab/>
+      </w:r>
+      <w:r>
+        <w:rPr>
+          <w:b/>
+          <w:bCs/>
+          <w:color w:val="000000" w:themeColor="text1"/>
+        </w:rPr>
+        <w:tab/>
+      </w:r>
+      <w:r>
+        <w:rPr>
+          <w:b/>
+          <w:bCs/>
+          <w:color w:val="000000" w:themeColor="text1"/>
+        </w:rPr>
+        <w:tab/>
+      </w:r>
+      <w:r>
+        <w:rPr>
+          <w:b/>
+          <w:bCs/>
+          <w:color w:val="000000" w:themeColor="text1"/>
+        </w:rPr>
+        <w:tab/>
+      </w:r>
+      <w:r>
+        <w:rPr>
+          <w:b/>
+          <w:bCs/>
+          <w:color w:val="000000" w:themeColor="text1"/>
+        </w:rPr>
+        <w:tab/>
+        <w:t xml:space="preserve">GIÁM ĐỐC </w:t>
+      </w:r>
+    </w:p>
+    <w:p>
+      <w:pPr>
+        <w:shd w:val="clear" w:color="auto" w:fill="FFFFFF" w:themeFill="background1"/>
+        <w:spacing w:after="0"/>
+        <w:jc w:val="both"/>
+        <w:rPr>
+          <w:b/>
+          <w:bCs/>
+          <w:color w:val="000000" w:themeColor="text1"/>
+        </w:rPr>
+      </w:pPr>
+    </w:p>
+    <w:p>
+      <w:pPr>
+        <w:shd w:val="clear" w:color="auto" w:fill="FFFFFF" w:themeFill="background1"/>
+        <w:spacing w:after="0"/>
+        <w:jc w:val="both"/>
+        <w:rPr>
+          <w:b/>
+          <w:bCs/>
+          <w:color w:val="000000" w:themeColor="text1"/>
+        </w:rPr>
+      </w:pPr>
+    </w:p>
+    <w:p>
+      <w:pPr>
+        <w:shd w:val="clear" w:color="auto" w:fill="FFFFFF" w:themeFill="background1"/>
+        <w:spacing w:after="0"/>
+        <w:jc w:val="right"/>
+        <w:rPr>
+          <w:b/>
+          <w:bCs/>
+          <w:color w:val="000000" w:themeColor="text1"/>
+        </w:rPr>
+      </w:pPr>
+      <w:r>
+        <w:rPr>
+          <w:b/>
+          <w:bCs/>
+          <w:color w:val="000000" w:themeColor="text1"/>
+        </w:rPr>
+        <w:t>……………………..</w:t>
+      </w:r>
+    </w:p>
+    <w:p>
+      <w:pPr>
+        <w:shd w:val="clear" w:color="auto" w:fill="FFFFFF" w:themeFill="background1"/>
+        <w:spacing w:after="0"/>
+        <w:jc w:val="both"/>
+        <w:rPr>
+          <w:color w:val="000000" w:themeColor="text1"/>
+          <w:u w:val="single"/>
+        </w:rPr>
+      </w:pPr>
+      <w:r>
+        <w:rPr>
+          <w:b/>
+          <w:i/>
+          <w:color w:val="000000" w:themeColor="text1"/>
+          <w:u w:val="single"/>
+        </w:rPr>
+        <w:t>Chú thích:</w:t>
+      </w:r>
+    </w:p>
+    <w:p>
+      <w:pPr>
+        <w:shd w:val="clear" w:color="auto" w:fill="FFFFFF" w:themeFill="background1"/>
+        <w:spacing w:after="0"/>
+        <w:ind w:hanging="2"/>
+        <w:jc w:val="both"/>
+        <w:rPr>
+          <w:i/>
+          <w:iCs/>
+          <w:color w:val="000000" w:themeColor="text1"/>
+        </w:rPr>
+      </w:pPr>
+      <w:r>
+        <w:rPr>
+          <w:i/>
+          <w:iCs/>
+          <w:color w:val="000000" w:themeColor="text1"/>
+        </w:rPr>
+        <w:t>(1) Tên/ Chủ đề hội nghị, hội thảo: Nêu rõ tên hoặc chủ đề hội nghị, hội thảo</w:t>
+      </w:r>
+    </w:p>
+    <w:p>
+      <w:pPr>
+        <w:shd w:val="clear" w:color="auto" w:fill="FFFFFF" w:themeFill="background1"/>
+        <w:spacing w:after="0"/>
+        <w:ind w:hanging="2"/>
+        <w:jc w:val="both"/>
+        <w:rPr>
+          <w:i/>
+          <w:iCs/>
+          <w:color w:val="000000" w:themeColor="text1"/>
+        </w:rPr>
+      </w:pPr>
+      <w:r>
+        <w:rPr>
+          <w:i/>
+          <w:iCs/>
+          <w:color w:val="000000" w:themeColor="text1"/>
+        </w:rPr>
+        <w:t xml:space="preserve">(2) Đơn vị tổ chức: Tên cơ quan, đơn vị chủ trì thực hiện các thủ tục xin phép tổ chức hội nghị, hội thảo quốc tế. </w:t>
+      </w:r>
+      <w:r>
+        <w:rPr>
+          <w:b/>
+          <w:i/>
+          <w:iCs/>
+          <w:color w:val="000000" w:themeColor="text1"/>
+        </w:rPr>
+        <w:t>Nêu rõ đơn vị trực thuộc hay thuộc thẩm quyền quản lý/cho phép hoạt động của Bộ, cơ quan ngang Bộ, cơ quan do Thủ tướng Chính phủ thành lập và quản lý.</w:t>
+      </w:r>
+    </w:p>
+    <w:p>
+      <w:pPr>
+        <w:shd w:val="clear" w:color="auto" w:fill="FFFFFF" w:themeFill="background1"/>
+        <w:spacing w:after="0"/>
+        <w:ind w:hanging="2"/>
+        <w:jc w:val="both"/>
+        <w:rPr>
+          <w:i/>
+          <w:iCs/>
+          <w:color w:val="000000" w:themeColor="text1"/>
+        </w:rPr>
+      </w:pPr>
+      <w:r>
+        <w:rPr>
+          <w:i/>
+          <w:iCs/>
+          <w:color w:val="000000" w:themeColor="text1"/>
+        </w:rPr>
+        <w:t>(3) Đơn vị phối hợp: Nêu rõ các cơ quan, đơn vị, tổ chức Việt Nam và nước ngoài phối hợp tổ chức hội nghị, hội thảo quốc tế</w:t>
+      </w:r>
+    </w:p>
+    <w:p>
+      <w:pPr>
+        <w:shd w:val="clear" w:color="auto" w:fill="FFFFFF" w:themeFill="background1"/>
+        <w:spacing w:after="0"/>
+        <w:ind w:hanging="2"/>
+        <w:jc w:val="both"/>
+        <w:rPr>
+          <w:i/>
+          <w:iCs/>
+          <w:color w:val="000000" w:themeColor="text1"/>
+        </w:rPr>
+      </w:pPr>
+      <w:r>
+        <w:rPr>
+          <w:i/>
+          <w:iCs/>
+          <w:color w:val="000000" w:themeColor="text1"/>
+        </w:rPr>
+        <w:t>(4)  Cấp cho phép: Ghi rõ cấp có thẩm quyền cho phép tổ chức hội nghị, hội thảo quốc tế theo Điều 3 của Quyết định này (Thủ tướng Chính phủ/Bộ trưởng, thủ trưởng cơ quan ngang Bộ, cơ quan do Thủ tướng Chính phủ thành lập và quản lý).</w:t>
+      </w:r>
+    </w:p>
+    <w:p>
+      <w:pPr>
+        <w:shd w:val="clear" w:color="auto" w:fill="FFFFFF" w:themeFill="background1"/>
+        <w:spacing w:after="0"/>
+        <w:ind w:hanging="2"/>
+        <w:jc w:val="both"/>
+        <w:rPr>
+          <w:i/>
+          <w:iCs/>
+          <w:color w:val="000000" w:themeColor="text1"/>
+        </w:rPr>
+      </w:pPr>
+      <w:r>
+        <w:rPr>
+          <w:i/>
+          <w:iCs/>
+          <w:color w:val="000000" w:themeColor="text1"/>
+        </w:rPr>
+        <w:t>(5) Số lượng đại biểu người Việt Nam: Ghi rõ tổng số khách Việt Nam tham dự hoạt động</w:t>
+      </w:r>
+    </w:p>
+    <w:p>
+      <w:pPr>
+        <w:shd w:val="clear" w:color="auto" w:fill="FFFFFF" w:themeFill="background1"/>
+        <w:spacing w:after="0"/>
+        <w:ind w:hanging="2"/>
+        <w:jc w:val="both"/>
+        <w:rPr>
+          <w:i/>
+          <w:iCs/>
+          <w:color w:val="000000" w:themeColor="text1"/>
+        </w:rPr>
+      </w:pPr>
+      <w:r>
+        <w:rPr>
+          <w:i/>
+          <w:iCs/>
+          <w:color w:val="000000" w:themeColor="text1"/>
+        </w:rPr>
+        <w:lastRenderedPageBreak/>
+        <w:t>(6) Số lượng đại biểu nước ngoài ở trong nướng: Ghi rõ tổng số khách nước ngoài đang ở Việt Nam tham dự hội nghị, hội thảo (như: cán bộ Đại sứ quán nước ngoài tại Việt Nam, chuyên gia của tổ chức quốc tế đang làm việc tại Việt Nam…)</w:t>
+      </w:r>
+    </w:p>
+    <w:p>
+      <w:pPr>
+        <w:shd w:val="clear" w:color="auto" w:fill="FFFFFF" w:themeFill="background1"/>
+        <w:spacing w:after="0"/>
+        <w:ind w:hanging="2"/>
+        <w:jc w:val="both"/>
+        <w:rPr>
+          <w:i/>
+          <w:iCs/>
+          <w:color w:val="000000" w:themeColor="text1"/>
+        </w:rPr>
+      </w:pPr>
+      <w:r>
+        <w:rPr>
+          <w:i/>
+          <w:iCs/>
+          <w:color w:val="000000" w:themeColor="text1"/>
+        </w:rPr>
+        <w:t>(7) Số lượng đại biểu nước ngoài từ nước ngoài vào: Ghi rõ tổng số khách nước ngoài làm thủ tục xuất nhập cảnh vào Việt Nam để tham dự hội nghị, hội thảo.</w:t>
+      </w:r>
+    </w:p>
+    <w:p>
+      <w:pPr>
+        <w:shd w:val="clear" w:color="auto" w:fill="FFFFFF" w:themeFill="background1"/>
+        <w:spacing w:after="0"/>
+        <w:ind w:hanging="2"/>
+        <w:jc w:val="both"/>
+        <w:rPr>
+          <w:i/>
+          <w:iCs/>
+          <w:color w:val="000000" w:themeColor="text1"/>
+        </w:rPr>
+      </w:pPr>
+      <w:r>
+        <w:rPr>
+          <w:i/>
+          <w:iCs/>
+          <w:color w:val="000000" w:themeColor="text1"/>
+        </w:rPr>
+        <w:t>(8) Đến từ nước/ tổ chức quốc tế: Ghi rõ các nước/ tổ chức quốc tế cử đoàn vào dự hội nghị, hội thảo</w:t>
+      </w:r>
+    </w:p>
+    <w:p>
+      <w:pPr>
+        <w:shd w:val="clear" w:color="auto" w:fill="FFFFFF" w:themeFill="background1"/>
+        <w:spacing w:after="0"/>
+        <w:ind w:hanging="2"/>
+        <w:jc w:val="both"/>
+        <w:rPr>
+          <w:i/>
+          <w:iCs/>
+          <w:color w:val="000000" w:themeColor="text1"/>
+        </w:rPr>
+      </w:pPr>
+      <w:r>
+        <w:rPr>
+          <w:i/>
+          <w:iCs/>
+          <w:color w:val="000000" w:themeColor="text1"/>
+        </w:rPr>
+        <w:t>(9) Nội dung hội nghị, hội thảo: Tóm tắt ngắn gọn các nội dung chính, lĩnh vực chủ yếu của hội nghị, hội thảo.</w:t>
+      </w:r>
+    </w:p>
+    <w:p>
+      <w:pPr>
+        <w:shd w:val="clear" w:color="auto" w:fill="FFFFFF" w:themeFill="background1"/>
+        <w:spacing w:after="0"/>
+        <w:ind w:hanging="2"/>
+        <w:jc w:val="both"/>
+        <w:rPr>
+          <w:i/>
+          <w:iCs/>
+          <w:color w:val="000000" w:themeColor="text1"/>
+        </w:rPr>
+      </w:pPr>
+      <w:r>
+        <w:rPr>
+          <w:i/>
+          <w:iCs/>
+          <w:color w:val="000000" w:themeColor="text1"/>
+        </w:rPr>
+        <w:t xml:space="preserve">(10) Thời gian thực hiện: Ghi rõ từ ngày, tháng, năm đến ngày, tháng, năm nào. Đối với dự kiến kế hoạch của năm tiếp theo thì ghi cụ thể đến tháng hoặc quý và số ngày dự kiến tổ chức.  </w:t>
+      </w:r>
+    </w:p>
+    <w:p>
+      <w:pPr>
+        <w:shd w:val="clear" w:color="auto" w:fill="FFFFFF" w:themeFill="background1"/>
+        <w:spacing w:after="0"/>
+        <w:ind w:hanging="2"/>
+        <w:jc w:val="both"/>
+        <w:rPr>
+          <w:i/>
+          <w:iCs/>
+          <w:color w:val="000000" w:themeColor="text1"/>
+        </w:rPr>
+      </w:pPr>
+      <w:r>
+        <w:rPr>
+          <w:i/>
+          <w:iCs/>
+          <w:color w:val="000000" w:themeColor="text1"/>
+        </w:rPr>
+        <w:t xml:space="preserve">(11) Địa điểm tổ chức: Ghi rõ địa phương diễn ra hội nghị, hội thảo và các hoạt động bên lề. </w:t>
+      </w:r>
+    </w:p>
+    <w:p>
+      <w:pPr>
+        <w:shd w:val="clear" w:color="auto" w:fill="FFFFFF" w:themeFill="background1"/>
+        <w:spacing w:after="0"/>
+        <w:ind w:hanging="2"/>
+        <w:jc w:val="both"/>
+        <w:rPr>
+          <w:i/>
+          <w:iCs/>
+          <w:color w:val="000000" w:themeColor="text1"/>
+        </w:rPr>
+      </w:pPr>
+      <w:r>
+        <w:rPr>
+          <w:i/>
+          <w:iCs/>
+          <w:color w:val="000000" w:themeColor="text1"/>
+        </w:rPr>
+        <w:t>(12) Nguồn, tổng kinh phí: Ghi rõ các nguồn kinh phí và tổng kinh phí tổ chức hội nghị, hội thảo. Nêu rõ ngân sách nhà nước/ xã hội hóa trong nước/nước ngoài. Đối với dự kiến kế hoạch năm tiếp theo, chỉ cần nêu cụ thể các nguồn kinh phí.</w:t>
+      </w:r>
+    </w:p>
+    <w:p>
+      <w:pPr>
+        <w:shd w:val="clear" w:color="auto" w:fill="FFFFFF" w:themeFill="background1"/>
+        <w:spacing w:after="0"/>
+        <w:ind w:hanging="2"/>
+        <w:jc w:val="both"/>
+        <w:rPr>
+          <w:i/>
+          <w:iCs/>
+          <w:color w:val="000000" w:themeColor="text1"/>
+        </w:rPr>
+      </w:pPr>
+      <w:r>
+        <w:rPr>
+          <w:i/>
+          <w:iCs/>
+          <w:color w:val="000000" w:themeColor="text1"/>
+        </w:rPr>
+        <w:t>(13) Tình trạng báo cáo: Đánh dấu x nếu đã có báo cáo theo quy định, bỏ trống nếu không có báo cáo.</w:t>
+      </w:r>
+    </w:p>
     <w:sectPr>
       <w:pgSz w:w="11907" w:h="16840" w:code="9"/>
       <w:pgMar w:top="1134" w:right="1134" w:bottom="1134" w:left="1701" w:header="720" w:footer="720" w:gutter="0"/>
@@ -14,7 +3838,7 @@
 </file>
 
 <file path=word/styles.xml><?xml version="1.0" encoding="utf-8"?>
-<w:styles xmlns:mc="http://schemas.openxmlformats.org/markup-compatibility/2006" xmlns:r="http://schemas.openxmlformats.org/officeDocument/2006/relationships" xmlns:w="http://schemas.openxmlformats.org/wordprocessingml/2006/main" xmlns:w14="http://schemas.microsoft.com/office/word/2010/wordml" xmlns:w15="http://schemas.microsoft.com/office/word/2012/wordml" xmlns:w16cex="http://schemas.microsoft.com/office/word/2018/wordml/cex" xmlns:w16cid="http://schemas.microsoft.com/office/word/2016/wordml/cid" xmlns:w16="http://schemas.microsoft.com/office/word/2018/wordml" xmlns:w16sdtdh="http://schemas.microsoft.com/office/word/2020/wordml/sdtdatahash" xmlns:w16se="http://schemas.microsoft.com/office/word/2015/wordml/symex" mc:Ignorable="w14 w15 w16se w16cid w16 w16cex w16sdtdh">
+<w:styles xmlns:mc="http://schemas.openxmlformats.org/markup-compatibility/2006" xmlns:r="http://schemas.openxmlformats.org/officeDocument/2006/relationships" xmlns:w="http://schemas.openxmlformats.org/wordprocessingml/2006/main" xmlns:w14="http://schemas.microsoft.com/office/word/2010/wordml" xmlns:w15="http://schemas.microsoft.com/office/word/2012/wordml" xmlns:w16cex="http://schemas.microsoft.com/office/word/2018/wordml/cex" xmlns:w16cid="http://schemas.microsoft.com/office/word/2016/wordml/cid" xmlns:w16="http://schemas.microsoft.com/office/word/2018/wordml" xmlns:w16du="http://schemas.microsoft.com/office/word/2023/wordml/word16du" xmlns:w16sdtdh="http://schemas.microsoft.com/office/word/2020/wordml/sdtdatahash" xmlns:w16sdtfl="http://schemas.microsoft.com/office/word/2024/wordml/sdtformatlock" xmlns:w16se="http://schemas.microsoft.com/office/word/2015/wordml/symex" mc:Ignorable="w14 w15 w16se w16cid w16 w16cex w16sdtdh w16sdtfl w16du">
   <w:docDefaults>
     <w:rPrDefault>
       <w:rPr>

--- a/QTQLĐT&HTQT03/QTQLĐT&HTQT03BM41.docx
+++ b/QTQLĐT&HTQT03/QTQLĐT&HTQT03BM41.docx
@@ -221,25 +221,7 @@
           <w:sz w:val="26"/>
           <w:szCs w:val="26"/>
         </w:rPr>
-        <w:t xml:space="preserve"> [[</w:t>
-      </w:r>
-      <w:r>
-        <w:rPr>
-          <w:i/>
-          <w:color w:val="000000" w:themeColor="text1"/>
-          <w:sz w:val="26"/>
-          <w:szCs w:val="26"/>
-        </w:rPr>
-        <w:t>So</w:t>
-      </w:r>
-      <w:r>
-        <w:rPr>
-          <w:i/>
-          <w:color w:val="000000" w:themeColor="text1"/>
-          <w:sz w:val="26"/>
-          <w:szCs w:val="26"/>
-        </w:rPr>
-        <w:t>CongVan]]</w:t>
+        <w:t>……</w:t>
       </w:r>
       <w:r>
         <w:rPr>
@@ -257,7 +239,25 @@
           <w:sz w:val="26"/>
           <w:szCs w:val="26"/>
         </w:rPr>
-        <w:t xml:space="preserve"> [[NgayCongVan]] </w:t>
+        <w:t xml:space="preserve"> </w:t>
+      </w:r>
+      <w:r>
+        <w:rPr>
+          <w:i/>
+          <w:color w:val="000000" w:themeColor="text1"/>
+          <w:sz w:val="26"/>
+          <w:szCs w:val="26"/>
+        </w:rPr>
+        <w:t>…</w:t>
+      </w:r>
+      <w:r>
+        <w:rPr>
+          <w:i/>
+          <w:color w:val="000000" w:themeColor="text1"/>
+          <w:sz w:val="26"/>
+          <w:szCs w:val="26"/>
+        </w:rPr>
+        <w:t xml:space="preserve"> </w:t>
       </w:r>
       <w:r>
         <w:rPr>
@@ -275,7 +275,25 @@
           <w:sz w:val="26"/>
           <w:szCs w:val="26"/>
         </w:rPr>
-        <w:t xml:space="preserve"> [[ThangCongVan]] </w:t>
+        <w:t xml:space="preserve"> </w:t>
+      </w:r>
+      <w:r>
+        <w:rPr>
+          <w:i/>
+          <w:color w:val="000000" w:themeColor="text1"/>
+          <w:sz w:val="26"/>
+          <w:szCs w:val="26"/>
+        </w:rPr>
+        <w:t>…</w:t>
+      </w:r>
+      <w:r>
+        <w:rPr>
+          <w:i/>
+          <w:color w:val="000000" w:themeColor="text1"/>
+          <w:sz w:val="26"/>
+          <w:szCs w:val="26"/>
+        </w:rPr>
+        <w:t xml:space="preserve"> </w:t>
       </w:r>
       <w:r>
         <w:rPr>
@@ -293,7 +311,16 @@
           <w:sz w:val="26"/>
           <w:szCs w:val="26"/>
         </w:rPr>
-        <w:t xml:space="preserve"> [[NamCongVan]]</w:t>
+        <w:t xml:space="preserve"> </w:t>
+      </w:r>
+      <w:r>
+        <w:rPr>
+          <w:i/>
+          <w:color w:val="000000" w:themeColor="text1"/>
+          <w:sz w:val="26"/>
+          <w:szCs w:val="26"/>
+        </w:rPr>
+        <w:t>………</w:t>
       </w:r>
       <w:r>
         <w:rPr>
@@ -3676,7 +3703,6 @@
           <w:iCs/>
           <w:color w:val="000000" w:themeColor="text1"/>
         </w:rPr>
-        <w:lastRenderedPageBreak/>
         <w:t>(6) Số lượng đại biểu nước ngoài ở trong nướng: Ghi rõ tổng số khách nước ngoài đang ở Việt Nam tham dự hội nghị, hội thảo (như: cán bộ Đại sứ quán nước ngoài tại Việt Nam, chuyên gia của tổ chức quốc tế đang làm việc tại Việt Nam…)</w:t>
       </w:r>
     </w:p>
@@ -3698,6 +3724,7 @@
           <w:iCs/>
           <w:color w:val="000000" w:themeColor="text1"/>
         </w:rPr>
+        <w:lastRenderedPageBreak/>
         <w:t>(7) Số lượng đại biểu nước ngoài từ nước ngoài vào: Ghi rõ tổng số khách nước ngoài làm thủ tục xuất nhập cảnh vào Việt Nam để tham dự hội nghị, hội thảo.</w:t>
       </w:r>
     </w:p>
